--- a/experiments/report_machine/office/output/云南旅游/20260729_云南旅游_midday.docx
+++ b/experiments/report_machine/office/output/云南旅游/20260729_云南旅游_midday.docx
@@ -2,22 +2,6 @@
 <file path=word/document.xml><?xml version="1.0" encoding="utf-8"?>
 <w:document xmlns:wpc="http://schemas.microsoft.com/office/word/2010/wordprocessingCanvas" xmlns:mo="http://schemas.microsoft.com/office/mac/office/2008/main" xmlns:mc="http://schemas.openxmlformats.org/markup-compatibility/2006" xmlns:mv="urn:schemas-microsoft-com:mac:vml" xmlns:o="urn:schemas-microsoft-com:office:office" xmlns:r="http://schemas.openxmlformats.org/officeDocument/2006/relationships" xmlns:m="http://schemas.openxmlformats.org/officeDocument/2006/math" xmlns:v="urn:schemas-microsoft-com:vml" xmlns:wp14="http://schemas.microsoft.com/office/word/2010/wordprocessingDrawing" xmlns:wp="http://schemas.openxmlformats.org/drawingml/2006/wordprocessingDrawing" xmlns:w10="urn:schemas-microsoft-com:office:word" xmlns:w="http://schemas.openxmlformats.org/wordprocessingml/2006/main" xmlns:w14="http://schemas.microsoft.com/office/word/2010/wordml" xmlns:wpg="http://schemas.microsoft.com/office/word/2010/wordprocessingGroup" xmlns:wpi="http://schemas.microsoft.com/office/word/2010/wordprocessingInk" xmlns:wne="http://schemas.microsoft.com/office/word/2006/wordml" xmlns:wps="http://schemas.microsoft.com/office/word/2010/wordprocessingShape" mc:Ignorable="w14 wp14">
   <w:body>
-    <w:p>
-      <w:r>
-        <w:rPr>
-          <w:rFonts w:ascii="Microsoft YaHei" w:hAnsi="Microsoft YaHei"/>
-        </w:rPr>
-        <w:t>正文无法获取，但互动问答已提供完整信息。以下是根据全部盘中数据撰写的午间分析报告。</w:t>
-      </w:r>
-    </w:p>
-    <w:p>
-      <w:pPr>
-        <w:spacing w:before="240" w:after="240"/>
-        <w:pBdr>
-          <w:bottom w:val="single" w:sz="4" w:space="1" w:color="D0D7DE"/>
-        </w:pBdr>
-      </w:pPr>
-    </w:p>
     <w:p>
       <w:pPr>
         <w:spacing w:before="480" w:after="80" w:line="288" w:lineRule="auto"/>
@@ -34,30 +18,6 @@
         </w:rPr>
         <w:t>云南旅游（002059.SZ）午间分析报告</w:t>
       </w:r>
-    </w:p>
-    <w:p>
-      <w:r>
-        <w:rPr>
-          <w:rFonts w:ascii="Microsoft YaHei" w:hAnsi="Microsoft YaHei"/>
-          <w:b/>
-          <w:color w:val="1A1A1A"/>
-        </w:rPr>
-        <w:t>数据截止时间</w:t>
-      </w:r>
-      <w:r>
-        <w:rPr>
-          <w:rFonts w:ascii="Microsoft YaHei" w:hAnsi="Microsoft YaHei"/>
-        </w:rPr>
-        <w:t>：2026年7月28日 11:30</w:t>
-      </w:r>
-    </w:p>
-    <w:p>
-      <w:pPr>
-        <w:spacing w:before="240" w:after="240"/>
-        <w:pBdr>
-          <w:bottom w:val="single" w:sz="4" w:space="1" w:color="D0D7DE"/>
-        </w:pBdr>
-      </w:pPr>
     </w:p>
     <w:p>
       <w:pPr>
@@ -81,7 +41,7 @@
         <w:rPr>
           <w:rFonts w:ascii="Microsoft YaHei" w:hAnsi="Microsoft YaHei"/>
         </w:rPr>
-        <w:t>今日全市场情绪偏暖，</w:t>
+        <w:t xml:space="preserve">今日全市场情绪高涨，市场热度指数 </w:t>
       </w:r>
       <w:r>
         <w:rPr>
@@ -89,13 +49,13 @@
           <w:b/>
           <w:color w:val="1A1A1A"/>
         </w:rPr>
-        <w:t>成交额放大至1.46万亿元（+1549亿元）</w:t>
+        <w:t>68（高）</w:t>
       </w:r>
       <w:r>
         <w:rPr>
           <w:rFonts w:ascii="Microsoft YaHei" w:hAnsi="Microsoft YaHei"/>
         </w:rPr>
-        <w:t>，上涨家数达3,404只，下跌2,018只，上涨占比约</w:t>
+        <w:t xml:space="preserve">，上涨个股 </w:t>
       </w:r>
       <w:r>
         <w:rPr>
@@ -103,13 +63,13 @@
           <w:b/>
           <w:color w:val="1A1A1A"/>
         </w:rPr>
-        <w:t>79%</w:t>
+        <w:t>4,103家</w:t>
       </w:r>
       <w:r>
         <w:rPr>
           <w:rFonts w:ascii="Microsoft YaHei" w:hAnsi="Microsoft YaHei"/>
         </w:rPr>
-        <w:t>。涨停58只，跌停19只，市场人气较高。但赚钱效应仅为</w:t>
+        <w:t xml:space="preserve">，下跌仅 </w:t>
       </w:r>
       <w:r>
         <w:rPr>
@@ -117,13 +77,97 @@
           <w:b/>
           <w:color w:val="1A1A1A"/>
         </w:rPr>
-        <w:t>46%</w:t>
+        <w:t>1,360家</w:t>
       </w:r>
       <w:r>
         <w:rPr>
           <w:rFonts w:ascii="Microsoft YaHei" w:hAnsi="Microsoft YaHei"/>
         </w:rPr>
-        <w:t>，显示涨幅分布较分散，中小市值个股表现一般。</w:t>
+        <w:t xml:space="preserve">，涨停 </w:t>
+      </w:r>
+      <w:r>
+        <w:rPr>
+          <w:rFonts w:ascii="Microsoft YaHei" w:hAnsi="Microsoft YaHei"/>
+          <w:b/>
+          <w:color w:val="1A1A1A"/>
+        </w:rPr>
+        <w:t>76只</w:t>
+      </w:r>
+      <w:r>
+        <w:rPr>
+          <w:rFonts w:ascii="Microsoft YaHei" w:hAnsi="Microsoft YaHei"/>
+        </w:rPr>
+        <w:t xml:space="preserve">，跌停 </w:t>
+      </w:r>
+      <w:r>
+        <w:rPr>
+          <w:rFonts w:ascii="Microsoft YaHei" w:hAnsi="Microsoft YaHei"/>
+          <w:b/>
+          <w:color w:val="1A1A1A"/>
+        </w:rPr>
+        <w:t>9只</w:t>
+      </w:r>
+      <w:r>
+        <w:rPr>
+          <w:rFonts w:ascii="Microsoft YaHei" w:hAnsi="Microsoft YaHei"/>
+        </w:rPr>
+        <w:t xml:space="preserve">。两市成交额 </w:t>
+      </w:r>
+      <w:r>
+        <w:rPr>
+          <w:rFonts w:ascii="Microsoft YaHei" w:hAnsi="Microsoft YaHei"/>
+          <w:b/>
+          <w:color w:val="1A1A1A"/>
+        </w:rPr>
+        <w:t>2.06万亿</w:t>
+      </w:r>
+      <w:r>
+        <w:rPr>
+          <w:rFonts w:ascii="Microsoft YaHei" w:hAnsi="Microsoft YaHei"/>
+        </w:rPr>
+        <w:t xml:space="preserve">，较前日放量 </w:t>
+      </w:r>
+      <w:r>
+        <w:rPr>
+          <w:rFonts w:ascii="Microsoft YaHei" w:hAnsi="Microsoft YaHei"/>
+          <w:b/>
+          <w:color w:val="1A1A1A"/>
+        </w:rPr>
+        <w:t>+2,960亿</w:t>
+      </w:r>
+      <w:r>
+        <w:rPr>
+          <w:rFonts w:ascii="Microsoft YaHei" w:hAnsi="Microsoft YaHei"/>
+        </w:rPr>
+        <w:t xml:space="preserve">，赚钱效应达 </w:t>
+      </w:r>
+      <w:r>
+        <w:rPr>
+          <w:rFonts w:ascii="Microsoft YaHei" w:hAnsi="Microsoft YaHei"/>
+          <w:b/>
+          <w:color w:val="1A1A1A"/>
+        </w:rPr>
+        <w:t>51%</w:t>
+      </w:r>
+      <w:r>
+        <w:rPr>
+          <w:rFonts w:ascii="Microsoft YaHei" w:hAnsi="Microsoft YaHei"/>
+        </w:rPr>
+        <w:t xml:space="preserve">。整体呈普涨格局，涨幅主要集中在 </w:t>
+      </w:r>
+      <w:r>
+        <w:rPr>
+          <w:rFonts w:ascii="Microsoft YaHei" w:hAnsi="Microsoft YaHei"/>
+          <w:b/>
+          <w:color w:val="1A1A1A"/>
+        </w:rPr>
+        <w:t>2%~3%</w:t>
+      </w:r>
+      <w:r>
+        <w:rPr>
+          <w:rFonts w:ascii="Microsoft YaHei" w:hAnsi="Microsoft YaHei"/>
+        </w:rPr>
+        <w:t xml:space="preserve"> 区间。</w:t>
       </w:r>
     </w:p>
     <w:p>
@@ -131,7 +175,7 @@
         <w:rPr>
           <w:rFonts w:ascii="Microsoft YaHei" w:hAnsi="Microsoft YaHei"/>
         </w:rPr>
-        <w:t>云南旅游所处的消费服务板块整体承压，其中</w:t>
+        <w:t xml:space="preserve">然而，云南旅游所在的旅游消费板块表现明显落后于大盘，旅游概念（885497.TI）半日下跌 </w:t>
       </w:r>
       <w:r>
         <w:rPr>
@@ -139,13 +183,13 @@
           <w:b/>
           <w:color w:val="1A1A1A"/>
         </w:rPr>
-        <w:t>消费者服务（A股）板块下跌1.46%</w:t>
+        <w:t>-1.47%</w:t>
       </w:r>
       <w:r>
         <w:rPr>
           <w:rFonts w:ascii="Microsoft YaHei" w:hAnsi="Microsoft YaHei"/>
         </w:rPr>
-        <w:t>，</w:t>
+        <w:t xml:space="preserve">，位列全市场第 </w:t>
       </w:r>
       <w:r>
         <w:rPr>
@@ -153,13 +197,13 @@
           <w:b/>
           <w:color w:val="1A1A1A"/>
         </w:rPr>
-        <w:t>酒店、餐馆与休闲（A股）板块下跌1.28%</w:t>
+        <w:t>524/1158</w:t>
       </w:r>
       <w:r>
         <w:rPr>
           <w:rFonts w:ascii="Microsoft YaHei" w:hAnsi="Microsoft YaHei"/>
         </w:rPr>
-        <w:t>，均跑输大盘。</w:t>
+        <w:t xml:space="preserve"> 位，板块内涨55家/跌92家，整体承压。</w:t>
       </w:r>
     </w:p>
     <w:p>
@@ -238,7 +282,7 @@
                 <w:color w:val="1A1A1A"/>
                 <w:sz w:val="18"/>
               </w:rPr>
-              <w:t>数值</w:t>
+              <w:t>数据</w:t>
             </w:r>
           </w:p>
         </w:tc>
@@ -258,7 +302,7 @@
                 <w:rFonts w:ascii="Microsoft YaHei" w:hAnsi="Microsoft YaHei"/>
                 <w:sz w:val="18"/>
               </w:rPr>
-              <w:t>收盘价</w:t>
+              <w:t>当前价</w:t>
             </w:r>
           </w:p>
         </w:tc>
@@ -280,12 +324,85 @@
               </w:rPr>
               <w:t>4.27元</w:t>
             </w:r>
+          </w:p>
+        </w:tc>
+      </w:tr>
+      <w:tr>
+        <w:tc>
+          <w:tcPr>
+            <w:tcW w:type="dxa" w:w="4533"/>
+            <w:shd w:fill="F8F9FA" w:val="clear"/>
+          </w:tcPr>
+          <w:p>
+            <w:pPr>
+              <w:spacing w:before="40" w:after="40" w:line="288" w:lineRule="auto"/>
+            </w:pPr>
+            <w:r/>
             <w:r>
               <w:rPr>
                 <w:rFonts w:ascii="Microsoft YaHei" w:hAnsi="Microsoft YaHei"/>
                 <w:sz w:val="18"/>
               </w:rPr>
-              <w:t>（-0.23%）</w:t>
+              <w:t>昨收</w:t>
+            </w:r>
+          </w:p>
+        </w:tc>
+        <w:tc>
+          <w:tcPr>
+            <w:tcW w:type="dxa" w:w="4533"/>
+            <w:shd w:fill="F8F9FA" w:val="clear"/>
+          </w:tcPr>
+          <w:p>
+            <w:pPr>
+              <w:spacing w:before="40" w:after="40" w:line="288" w:lineRule="auto"/>
+            </w:pPr>
+            <w:r/>
+            <w:r>
+              <w:rPr>
+                <w:rFonts w:ascii="Microsoft YaHei" w:hAnsi="Microsoft YaHei"/>
+                <w:sz w:val="18"/>
+              </w:rPr>
+              <w:t>4.28元</w:t>
+            </w:r>
+          </w:p>
+        </w:tc>
+      </w:tr>
+      <w:tr>
+        <w:tc>
+          <w:tcPr>
+            <w:tcW w:type="dxa" w:w="4533"/>
+          </w:tcPr>
+          <w:p>
+            <w:pPr>
+              <w:spacing w:before="40" w:after="40" w:line="288" w:lineRule="auto"/>
+            </w:pPr>
+            <w:r/>
+            <w:r>
+              <w:rPr>
+                <w:rFonts w:ascii="Microsoft YaHei" w:hAnsi="Microsoft YaHei"/>
+                <w:sz w:val="18"/>
+              </w:rPr>
+              <w:t>涨跌幅</w:t>
+            </w:r>
+          </w:p>
+        </w:tc>
+        <w:tc>
+          <w:tcPr>
+            <w:tcW w:type="dxa" w:w="4533"/>
+          </w:tcPr>
+          <w:p>
+            <w:pPr>
+              <w:spacing w:before="40" w:after="40" w:line="288" w:lineRule="auto"/>
+            </w:pPr>
+            <w:r/>
+            <w:r>
+              <w:rPr>
+                <w:rFonts w:ascii="Microsoft YaHei" w:hAnsi="Microsoft YaHei"/>
+                <w:b/>
+                <w:color w:val="1A1A1A"/>
+                <w:sz w:val="18"/>
+              </w:rPr>
+              <w:t>-0.23%</w:t>
             </w:r>
           </w:p>
         </w:tc>
@@ -306,7 +423,7 @@
                 <w:rFonts w:ascii="Microsoft YaHei" w:hAnsi="Microsoft YaHei"/>
                 <w:sz w:val="18"/>
               </w:rPr>
-              <w:t>开盘/最高/最低</w:t>
+              <w:t>最高 / 最低</w:t>
             </w:r>
           </w:p>
         </w:tc>
@@ -325,7 +442,7 @@
                 <w:rFonts w:ascii="Microsoft YaHei" w:hAnsi="Microsoft YaHei"/>
                 <w:sz w:val="18"/>
               </w:rPr>
-              <w:t>4.28 / 4.36 / 4.23</w:t>
+              <w:t>4.36 / 4.23</w:t>
             </w:r>
           </w:p>
         </w:tc>
@@ -345,7 +462,7 @@
                 <w:rFonts w:ascii="Microsoft YaHei" w:hAnsi="Microsoft YaHei"/>
                 <w:sz w:val="18"/>
               </w:rPr>
-              <w:t>成交额</w:t>
+              <w:t>振幅</w:t>
             </w:r>
           </w:p>
         </w:tc>
@@ -365,7 +482,85 @@
                 <w:color w:val="1A1A1A"/>
                 <w:sz w:val="18"/>
               </w:rPr>
-              <w:t>3,904万元</w:t>
+              <w:t>3.04%</w:t>
+            </w:r>
+          </w:p>
+        </w:tc>
+      </w:tr>
+      <w:tr>
+        <w:tc>
+          <w:tcPr>
+            <w:tcW w:type="dxa" w:w="4533"/>
+            <w:shd w:fill="F8F9FA" w:val="clear"/>
+          </w:tcPr>
+          <w:p>
+            <w:pPr>
+              <w:spacing w:before="40" w:after="40" w:line="288" w:lineRule="auto"/>
+            </w:pPr>
+            <w:r/>
+            <w:r>
+              <w:rPr>
+                <w:rFonts w:ascii="Microsoft YaHei" w:hAnsi="Microsoft YaHei"/>
+                <w:sz w:val="18"/>
+              </w:rPr>
+              <w:t>成交量（手）</w:t>
+            </w:r>
+          </w:p>
+        </w:tc>
+        <w:tc>
+          <w:tcPr>
+            <w:tcW w:type="dxa" w:w="4533"/>
+            <w:shd w:fill="F8F9FA" w:val="clear"/>
+          </w:tcPr>
+          <w:p>
+            <w:pPr>
+              <w:spacing w:before="40" w:after="40" w:line="288" w:lineRule="auto"/>
+            </w:pPr>
+            <w:r/>
+            <w:r>
+              <w:rPr>
+                <w:rFonts w:ascii="Microsoft YaHei" w:hAnsi="Microsoft YaHei"/>
+                <w:sz w:val="18"/>
+              </w:rPr>
+              <w:t>90,885</w:t>
+            </w:r>
+          </w:p>
+        </w:tc>
+      </w:tr>
+      <w:tr>
+        <w:tc>
+          <w:tcPr>
+            <w:tcW w:type="dxa" w:w="4533"/>
+          </w:tcPr>
+          <w:p>
+            <w:pPr>
+              <w:spacing w:before="40" w:after="40" w:line="288" w:lineRule="auto"/>
+            </w:pPr>
+            <w:r/>
+            <w:r>
+              <w:rPr>
+                <w:rFonts w:ascii="Microsoft YaHei" w:hAnsi="Microsoft YaHei"/>
+                <w:sz w:val="18"/>
+              </w:rPr>
+              <w:t>成交额（万元）</w:t>
+            </w:r>
+          </w:p>
+        </w:tc>
+        <w:tc>
+          <w:tcPr>
+            <w:tcW w:type="dxa" w:w="4533"/>
+          </w:tcPr>
+          <w:p>
+            <w:pPr>
+              <w:spacing w:before="40" w:after="40" w:line="288" w:lineRule="auto"/>
+            </w:pPr>
+            <w:r/>
+            <w:r>
+              <w:rPr>
+                <w:rFonts w:ascii="Microsoft YaHei" w:hAnsi="Microsoft YaHei"/>
+                <w:sz w:val="18"/>
+              </w:rPr>
+              <w:t>3,904</w:t>
             </w:r>
           </w:p>
         </w:tc>
@@ -409,13 +604,6 @@
               </w:rPr>
               <w:t>0.92%</w:t>
             </w:r>
-            <w:r>
-              <w:rPr>
-                <w:rFonts w:ascii="Microsoft YaHei" w:hAnsi="Microsoft YaHei"/>
-                <w:sz w:val="18"/>
-              </w:rPr>
-              <w:t>（较前一交易日0.86%放量）</w:t>
-            </w:r>
           </w:p>
         </w:tc>
       </w:tr>
@@ -450,8 +638,6 @@
             <w:r>
               <w:rPr>
                 <w:rFonts w:ascii="Microsoft YaHei" w:hAnsi="Microsoft YaHei"/>
-                <w:b/>
-                <w:color w:val="1A1A1A"/>
                 <w:sz w:val="18"/>
               </w:rPr>
               <w:t>1.02</w:t>
@@ -475,7 +661,7 @@
                 <w:rFonts w:ascii="Microsoft YaHei" w:hAnsi="Microsoft YaHei"/>
                 <w:sz w:val="18"/>
               </w:rPr>
-              <w:t>振幅</w:t>
+              <w:t>动态市盈率</w:t>
             </w:r>
           </w:p>
         </w:tc>
@@ -483,46 +669,6 @@
           <w:tcPr>
             <w:tcW w:type="dxa" w:w="4533"/>
             <w:shd w:fill="F8F9FA" w:val="clear"/>
-          </w:tcPr>
-          <w:p>
-            <w:pPr>
-              <w:spacing w:before="40" w:after="40" w:line="288" w:lineRule="auto"/>
-            </w:pPr>
-            <w:r/>
-            <w:r>
-              <w:rPr>
-                <w:rFonts w:ascii="Microsoft YaHei" w:hAnsi="Microsoft YaHei"/>
-                <w:b/>
-                <w:color w:val="1A1A1A"/>
-                <w:sz w:val="18"/>
-              </w:rPr>
-              <w:t>3.04%</w:t>
-            </w:r>
-          </w:p>
-        </w:tc>
-      </w:tr>
-      <w:tr>
-        <w:tc>
-          <w:tcPr>
-            <w:tcW w:type="dxa" w:w="4533"/>
-          </w:tcPr>
-          <w:p>
-            <w:pPr>
-              <w:spacing w:before="40" w:after="40" w:line="288" w:lineRule="auto"/>
-            </w:pPr>
-            <w:r/>
-            <w:r>
-              <w:rPr>
-                <w:rFonts w:ascii="Microsoft YaHei" w:hAnsi="Microsoft YaHei"/>
-                <w:sz w:val="18"/>
-              </w:rPr>
-              <w:t>动态市盈率</w:t>
-            </w:r>
-          </w:p>
-        </w:tc>
-        <w:tc>
-          <w:tcPr>
-            <w:tcW w:type="dxa" w:w="4533"/>
           </w:tcPr>
           <w:p>
             <w:pPr>
@@ -552,7 +698,6 @@
         <w:tc>
           <w:tcPr>
             <w:tcW w:type="dxa" w:w="4533"/>
-            <w:shd w:fill="F8F9FA" w:val="clear"/>
           </w:tcPr>
           <w:p>
             <w:pPr>
@@ -571,7 +716,6 @@
         <w:tc>
           <w:tcPr>
             <w:tcW w:type="dxa" w:w="4533"/>
-            <w:shd w:fill="F8F9FA" w:val="clear"/>
           </w:tcPr>
           <w:p>
             <w:pPr>
@@ -581,8 +725,6 @@
             <w:r>
               <w:rPr>
                 <w:rFonts w:ascii="Microsoft YaHei" w:hAnsi="Microsoft YaHei"/>
-                <w:b/>
-                <w:color w:val="1A1A1A"/>
                 <w:sz w:val="18"/>
               </w:rPr>
               <w:t>4.09</w:t>
@@ -594,6 +736,7 @@
         <w:tc>
           <w:tcPr>
             <w:tcW w:type="dxa" w:w="4533"/>
+            <w:shd w:fill="F8F9FA" w:val="clear"/>
           </w:tcPr>
           <w:p>
             <w:pPr>
@@ -605,13 +748,14 @@
                 <w:rFonts w:ascii="Microsoft YaHei" w:hAnsi="Microsoft YaHei"/>
                 <w:sz w:val="18"/>
               </w:rPr>
-              <w:t>总市值/流通市值</w:t>
+              <w:t>总市值（亿元）</w:t>
             </w:r>
           </w:p>
         </w:tc>
         <w:tc>
           <w:tcPr>
             <w:tcW w:type="dxa" w:w="4533"/>
+            <w:shd w:fill="F8F9FA" w:val="clear"/>
           </w:tcPr>
           <w:p>
             <w:pPr>
@@ -621,11 +765,9 @@
             <w:r>
               <w:rPr>
                 <w:rFonts w:ascii="Microsoft YaHei" w:hAnsi="Microsoft YaHei"/>
-                <w:b/>
-                <w:color w:val="1A1A1A"/>
                 <w:sz w:val="18"/>
               </w:rPr>
-              <w:t>43.23亿 / 41.98亿</w:t>
+              <w:t>43.23</w:t>
             </w:r>
           </w:p>
         </w:tc>
@@ -637,7 +779,7 @@
         <w:rPr>
           <w:rFonts w:ascii="Microsoft YaHei" w:hAnsi="Microsoft YaHei"/>
         </w:rPr>
-        <w:t>个股走势弱于大盘。早盘高开于</w:t>
+        <w:t xml:space="preserve">云南旅游今日以 </w:t>
       </w:r>
       <w:r>
         <w:rPr>
@@ -651,7 +793,7 @@
         <w:rPr>
           <w:rFonts w:ascii="Microsoft YaHei" w:hAnsi="Microsoft YaHei"/>
         </w:rPr>
-        <w:t>后一度冲高至</w:t>
+        <w:t xml:space="preserve"> 平开，早盘冲高至 </w:t>
       </w:r>
       <w:r>
         <w:rPr>
@@ -665,7 +807,7 @@
         <w:rPr>
           <w:rFonts w:ascii="Microsoft YaHei" w:hAnsi="Microsoft YaHei"/>
         </w:rPr>
-        <w:t>（涨幅约1.87%），随后震荡回落，午盘收于</w:t>
+        <w:t xml:space="preserve">（涨幅约+1.87%）后震荡回落，午间收于 </w:t>
       </w:r>
       <w:r>
         <w:rPr>
@@ -679,7 +821,7 @@
         <w:rPr>
           <w:rFonts w:ascii="Microsoft YaHei" w:hAnsi="Microsoft YaHei"/>
         </w:rPr>
-        <w:t>，微跌0.23%。内外盘数据显示：外盘44,425手 / 内盘46,460手，</w:t>
+        <w:t xml:space="preserve">，微跌 </w:t>
       </w:r>
       <w:r>
         <w:rPr>
@@ -687,21 +829,13 @@
           <w:b/>
           <w:color w:val="1A1A1A"/>
         </w:rPr>
-        <w:t>内盘大于外盘</w:t>
+        <w:t>-0.23%</w:t>
       </w:r>
       <w:r>
         <w:rPr>
           <w:rFonts w:ascii="Microsoft YaHei" w:hAnsi="Microsoft YaHei"/>
         </w:rPr>
-        <w:t>，说明主动性卖盘略占优势。</w:t>
-      </w:r>
-    </w:p>
-    <w:p>
-      <w:r>
-        <w:rPr>
-          <w:rFonts w:ascii="Microsoft YaHei" w:hAnsi="Microsoft YaHei"/>
-        </w:rPr>
-        <w:t>盘中异动监测显示，</w:t>
+        <w:t xml:space="preserve">。在全市场普涨背景下，该股逆势走弱，表现弱于大盘。动态市盈率录得 </w:t>
       </w:r>
       <w:r>
         <w:rPr>
@@ -709,13 +843,13 @@
           <w:b/>
           <w:color w:val="1A1A1A"/>
         </w:rPr>
-        <w:t>10:08:18出现一笔大卖盘</w:t>
+        <w:t>-32.29</w:t>
       </w:r>
       <w:r>
         <w:rPr>
           <w:rFonts w:ascii="Microsoft YaHei" w:hAnsi="Microsoft YaHei"/>
         </w:rPr>
-        <w:t>，对应股价4.38元，成为当日上攻遇阻的关键节点。</w:t>
+        <w:t>，反映公司当前处于亏损状态，估值压力较大。</w:t>
       </w:r>
     </w:p>
     <w:p>
@@ -743,6 +877,130 @@
         <w:t>资金面</w:t>
       </w:r>
     </w:p>
+    <w:p>
+      <w:pPr>
+        <w:spacing w:before="280" w:after="80" w:line="312" w:lineRule="auto"/>
+      </w:pPr>
+      <w:r>
+        <w:rPr>
+          <w:rFonts w:ascii="Microsoft YaHei" w:hAnsi="Microsoft YaHei"/>
+          <w:b/>
+          <w:color w:val="333333"/>
+          <w:sz w:val="24"/>
+        </w:rPr>
+        <w:t>今日资金流向（逐分钟统计）</w:t>
+      </w:r>
+    </w:p>
+    <w:p>
+      <w:pPr>
+        <w:pStyle w:val="ListBullet"/>
+      </w:pPr>
+      <w:r>
+        <w:rPr>
+          <w:rFonts w:ascii="Microsoft YaHei" w:hAnsi="Microsoft YaHei"/>
+          <w:b/>
+          <w:color w:val="1A1A1A"/>
+        </w:rPr>
+        <w:t>净流向：净流出 481.29万元</w:t>
+      </w:r>
+    </w:p>
+    <w:p>
+      <w:pPr>
+        <w:pStyle w:val="ListBullet"/>
+      </w:pPr>
+      <w:r>
+        <w:rPr>
+          <w:rFonts w:ascii="Microsoft YaHei" w:hAnsi="Microsoft YaHei"/>
+        </w:rPr>
+        <w:t>资金流入分钟数：75分钟 / 资金流出分钟数：130分钟</w:t>
+      </w:r>
+    </w:p>
+    <w:p>
+      <w:pPr>
+        <w:pStyle w:val="ListBullet"/>
+      </w:pPr>
+      <w:r>
+        <w:rPr>
+          <w:rFonts w:ascii="Microsoft YaHei" w:hAnsi="Microsoft YaHei"/>
+        </w:rPr>
+        <w:t>最大单分钟流入：</w:t>
+      </w:r>
+      <w:r>
+        <w:rPr>
+          <w:rFonts w:ascii="Microsoft YaHei" w:hAnsi="Microsoft YaHei"/>
+          <w:b/>
+          <w:color w:val="1A1A1A"/>
+        </w:rPr>
+        <w:t>166.9万元</w:t>
+      </w:r>
+      <w:r>
+        <w:rPr>
+          <w:rFonts w:ascii="Microsoft YaHei" w:hAnsi="Microsoft YaHei"/>
+        </w:rPr>
+        <w:t xml:space="preserve"> / 最大单分钟流出：</w:t>
+      </w:r>
+      <w:r>
+        <w:rPr>
+          <w:rFonts w:ascii="Microsoft YaHei" w:hAnsi="Microsoft YaHei"/>
+          <w:b/>
+          <w:color w:val="1A1A1A"/>
+        </w:rPr>
+        <w:t>104.5万元</w:t>
+      </w:r>
+    </w:p>
+    <w:p>
+      <w:pPr>
+        <w:pStyle w:val="ListBullet"/>
+      </w:pPr>
+      <w:r>
+        <w:rPr>
+          <w:rFonts w:ascii="Microsoft YaHei" w:hAnsi="Microsoft YaHei"/>
+        </w:rPr>
+        <w:t>盘中异动：</w:t>
+      </w:r>
+      <w:r>
+        <w:rPr>
+          <w:rFonts w:ascii="Microsoft YaHei" w:hAnsi="Microsoft YaHei"/>
+          <w:b/>
+          <w:color w:val="1A1A1A"/>
+        </w:rPr>
+        <w:t>10:08:18出现大卖盘</w:t>
+      </w:r>
+      <w:r>
+        <w:rPr>
+          <w:rFonts w:ascii="Microsoft YaHei" w:hAnsi="Microsoft YaHei"/>
+        </w:rPr>
+        <w:t xml:space="preserve">，当时股价为 </w:t>
+      </w:r>
+      <w:r>
+        <w:rPr>
+          <w:rFonts w:ascii="Microsoft YaHei" w:hAnsi="Microsoft YaHei"/>
+          <w:b/>
+          <w:color w:val="1A1A1A"/>
+        </w:rPr>
+        <w:t>4.38元</w:t>
+      </w:r>
+      <w:r>
+        <w:rPr>
+          <w:rFonts w:ascii="Microsoft YaHei" w:hAnsi="Microsoft YaHei"/>
+        </w:rPr>
+        <w:t>（接近日内高点）</w:t>
+      </w:r>
+    </w:p>
+    <w:p>
+      <w:pPr>
+        <w:spacing w:before="280" w:after="80" w:line="312" w:lineRule="auto"/>
+      </w:pPr>
+      <w:r>
+        <w:rPr>
+          <w:rFonts w:ascii="Microsoft YaHei" w:hAnsi="Microsoft YaHei"/>
+          <w:b/>
+          <w:color w:val="333333"/>
+          <w:sz w:val="24"/>
+        </w:rPr>
+        <w:t>上一交易日资金细分（元）</w:t>
+      </w:r>
+    </w:p>
     <w:tbl>
       <w:tblPr>
         <w:tblStyle w:val="TableGrid"/>
@@ -752,14 +1010,15 @@
         <w:tblLook w:firstColumn="1" w:firstRow="1" w:lastColumn="0" w:lastRow="0" w:noHBand="0" w:noVBand="1" w:val="04A0"/>
       </w:tblPr>
       <w:tblGrid>
-        <w:gridCol w:w="3022"/>
-        <w:gridCol w:w="3022"/>
-        <w:gridCol w:w="3022"/>
+        <w:gridCol w:w="2266"/>
+        <w:gridCol w:w="2266"/>
+        <w:gridCol w:w="2266"/>
+        <w:gridCol w:w="2266"/>
       </w:tblGrid>
       <w:tr>
         <w:tc>
           <w:tcPr>
-            <w:tcW w:type="dxa" w:w="3022"/>
+            <w:tcW w:type="dxa" w:w="2266"/>
             <w:shd w:fill="F6F8FA" w:val="clear"/>
           </w:tcPr>
           <w:p>
@@ -774,13 +1033,13 @@
                 <w:color w:val="1A1A1A"/>
                 <w:sz w:val="18"/>
               </w:rPr>
-              <w:t>资金维度</w:t>
+              <w:t>类型</w:t>
             </w:r>
           </w:p>
         </w:tc>
         <w:tc>
           <w:tcPr>
-            <w:tcW w:type="dxa" w:w="3022"/>
+            <w:tcW w:type="dxa" w:w="2266"/>
             <w:shd w:fill="F6F8FA" w:val="clear"/>
           </w:tcPr>
           <w:p>
@@ -795,13 +1054,13 @@
                 <w:color w:val="1A1A1A"/>
                 <w:sz w:val="18"/>
               </w:rPr>
-              <w:t>今日午间数据</w:t>
+              <w:t>净额</w:t>
             </w:r>
           </w:p>
         </w:tc>
         <w:tc>
           <w:tcPr>
-            <w:tcW w:type="dxa" w:w="3022"/>
+            <w:tcW w:type="dxa" w:w="2266"/>
             <w:shd w:fill="F6F8FA" w:val="clear"/>
           </w:tcPr>
           <w:p>
@@ -816,33 +1075,14 @@
                 <w:color w:val="1A1A1A"/>
                 <w:sz w:val="18"/>
               </w:rPr>
-              <w:t>上一交易日全日数据</w:t>
-            </w:r>
-          </w:p>
-        </w:tc>
-      </w:tr>
-      <w:tr>
-        <w:tc>
-          <w:tcPr>
-            <w:tcW w:type="dxa" w:w="3022"/>
-          </w:tcPr>
-          <w:p>
-            <w:pPr>
-              <w:spacing w:before="40" w:after="40" w:line="288" w:lineRule="auto"/>
-            </w:pPr>
-            <w:r/>
-            <w:r>
-              <w:rPr>
-                <w:rFonts w:ascii="Microsoft YaHei" w:hAnsi="Microsoft YaHei"/>
-                <w:sz w:val="18"/>
-              </w:rPr>
-              <w:t>净流向</w:t>
+              <w:t>买入</w:t>
             </w:r>
           </w:p>
         </w:tc>
         <w:tc>
           <w:tcPr>
-            <w:tcW w:type="dxa" w:w="3022"/>
+            <w:tcW w:type="dxa" w:w="2266"/>
+            <w:shd w:fill="F6F8FA" w:val="clear"/>
           </w:tcPr>
           <w:p>
             <w:pPr>
@@ -856,13 +1096,15 @@
                 <w:color w:val="1A1A1A"/>
                 <w:sz w:val="18"/>
               </w:rPr>
-              <w:t>净流出153.08万元</w:t>
+              <w:t>卖出</w:t>
             </w:r>
           </w:p>
         </w:tc>
+      </w:tr>
+      <w:tr>
         <w:tc>
           <w:tcPr>
-            <w:tcW w:type="dxa" w:w="3022"/>
+            <w:tcW w:type="dxa" w:w="2266"/>
           </w:tcPr>
           <w:p>
             <w:pPr>
@@ -874,110 +1116,13 @@
                 <w:rFonts w:ascii="Microsoft YaHei" w:hAnsi="Microsoft YaHei"/>
                 <w:sz w:val="18"/>
               </w:rPr>
-              <w:t>净流出153.08万元</w:t>
-            </w:r>
-          </w:p>
-        </w:tc>
-      </w:tr>
-      <w:tr>
-        <w:tc>
-          <w:tcPr>
-            <w:tcW w:type="dxa" w:w="3022"/>
-            <w:shd w:fill="F8F9FA" w:val="clear"/>
-          </w:tcPr>
-          <w:p>
-            <w:pPr>
-              <w:spacing w:before="40" w:after="40" w:line="288" w:lineRule="auto"/>
-            </w:pPr>
-            <w:r/>
-            <w:r>
-              <w:rPr>
-                <w:rFonts w:ascii="Microsoft YaHei" w:hAnsi="Microsoft YaHei"/>
-                <w:sz w:val="18"/>
-              </w:rPr>
-              <w:t>流入/流出分钟数</w:t>
+              <w:t>大单</w:t>
             </w:r>
           </w:p>
         </w:tc>
         <w:tc>
           <w:tcPr>
-            <w:tcW w:type="dxa" w:w="3022"/>
-            <w:shd w:fill="F8F9FA" w:val="clear"/>
-          </w:tcPr>
-          <w:p>
-            <w:pPr>
-              <w:spacing w:before="40" w:after="40" w:line="288" w:lineRule="auto"/>
-            </w:pPr>
-            <w:r/>
-            <w:r>
-              <w:rPr>
-                <w:rFonts w:ascii="Microsoft YaHei" w:hAnsi="Microsoft YaHei"/>
-                <w:sz w:val="18"/>
-              </w:rPr>
-              <w:t>46分钟 / 67分钟</w:t>
-            </w:r>
-          </w:p>
-        </w:tc>
-        <w:tc>
-          <w:tcPr>
-            <w:tcW w:type="dxa" w:w="3022"/>
-            <w:shd w:fill="F8F9FA" w:val="clear"/>
-          </w:tcPr>
-          <w:p>
-            <w:pPr>
-              <w:spacing w:before="40" w:after="40" w:line="288" w:lineRule="auto"/>
-            </w:pPr>
-            <w:r/>
-            <w:r>
-              <w:rPr>
-                <w:rFonts w:ascii="Microsoft YaHei" w:hAnsi="Microsoft YaHei"/>
-                <w:sz w:val="18"/>
-              </w:rPr>
-              <w:t>—</w:t>
-            </w:r>
-          </w:p>
-        </w:tc>
-      </w:tr>
-      <w:tr>
-        <w:tc>
-          <w:tcPr>
-            <w:tcW w:type="dxa" w:w="3022"/>
-          </w:tcPr>
-          <w:p>
-            <w:pPr>
-              <w:spacing w:before="40" w:after="40" w:line="288" w:lineRule="auto"/>
-            </w:pPr>
-            <w:r/>
-            <w:r>
-              <w:rPr>
-                <w:rFonts w:ascii="Microsoft YaHei" w:hAnsi="Microsoft YaHei"/>
-                <w:sz w:val="18"/>
-              </w:rPr>
-              <w:t>大单净额</w:t>
-            </w:r>
-          </w:p>
-        </w:tc>
-        <w:tc>
-          <w:tcPr>
-            <w:tcW w:type="dxa" w:w="3022"/>
-          </w:tcPr>
-          <w:p>
-            <w:pPr>
-              <w:spacing w:before="40" w:after="40" w:line="288" w:lineRule="auto"/>
-            </w:pPr>
-            <w:r/>
-            <w:r>
-              <w:rPr>
-                <w:rFonts w:ascii="Microsoft YaHei" w:hAnsi="Microsoft YaHei"/>
-                <w:sz w:val="18"/>
-              </w:rPr>
-              <w:t>—</w:t>
-            </w:r>
-          </w:p>
-        </w:tc>
-        <w:tc>
-          <w:tcPr>
-            <w:tcW w:type="dxa" w:w="3022"/>
+            <w:tcW w:type="dxa" w:w="2266"/>
           </w:tcPr>
           <w:p>
             <w:pPr>
@@ -991,14 +1136,43 @@
                 <w:color w:val="1A1A1A"/>
                 <w:sz w:val="18"/>
               </w:rPr>
-              <w:t>+55.75万元</w:t>
+              <w:t>-72.95万</w:t>
             </w:r>
+          </w:p>
+        </w:tc>
+        <w:tc>
+          <w:tcPr>
+            <w:tcW w:type="dxa" w:w="2266"/>
+          </w:tcPr>
+          <w:p>
+            <w:pPr>
+              <w:spacing w:before="40" w:after="40" w:line="288" w:lineRule="auto"/>
+            </w:pPr>
+            <w:r/>
             <w:r>
               <w:rPr>
                 <w:rFonts w:ascii="Microsoft YaHei" w:hAnsi="Microsoft YaHei"/>
                 <w:sz w:val="18"/>
               </w:rPr>
-              <w:t>（净买入）</w:t>
+              <w:t>692.23万</w:t>
+            </w:r>
+          </w:p>
+        </w:tc>
+        <w:tc>
+          <w:tcPr>
+            <w:tcW w:type="dxa" w:w="2266"/>
+          </w:tcPr>
+          <w:p>
+            <w:pPr>
+              <w:spacing w:before="40" w:after="40" w:line="288" w:lineRule="auto"/>
+            </w:pPr>
+            <w:r/>
+            <w:r>
+              <w:rPr>
+                <w:rFonts w:ascii="Microsoft YaHei" w:hAnsi="Microsoft YaHei"/>
+                <w:sz w:val="18"/>
+              </w:rPr>
+              <w:t>765.18万</w:t>
             </w:r>
           </w:p>
         </w:tc>
@@ -1006,7 +1180,7 @@
       <w:tr>
         <w:tc>
           <w:tcPr>
-            <w:tcW w:type="dxa" w:w="3022"/>
+            <w:tcW w:type="dxa" w:w="2266"/>
             <w:shd w:fill="F8F9FA" w:val="clear"/>
           </w:tcPr>
           <w:p>
@@ -1019,13 +1193,192 @@
                 <w:rFonts w:ascii="Microsoft YaHei" w:hAnsi="Microsoft YaHei"/>
                 <w:sz w:val="18"/>
               </w:rPr>
-              <w:t>中单净额</w:t>
+              <w:t>中单</w:t>
             </w:r>
           </w:p>
         </w:tc>
         <w:tc>
           <w:tcPr>
-            <w:tcW w:type="dxa" w:w="3022"/>
+            <w:tcW w:type="dxa" w:w="2266"/>
+            <w:shd w:fill="F8F9FA" w:val="clear"/>
+          </w:tcPr>
+          <w:p>
+            <w:pPr>
+              <w:spacing w:before="40" w:after="40" w:line="288" w:lineRule="auto"/>
+            </w:pPr>
+            <w:r/>
+            <w:r>
+              <w:rPr>
+                <w:rFonts w:ascii="Microsoft YaHei" w:hAnsi="Microsoft YaHei"/>
+                <w:b/>
+                <w:color w:val="1A1A1A"/>
+                <w:sz w:val="18"/>
+              </w:rPr>
+              <w:t>-335.46万</w:t>
+            </w:r>
+          </w:p>
+        </w:tc>
+        <w:tc>
+          <w:tcPr>
+            <w:tcW w:type="dxa" w:w="2266"/>
+            <w:shd w:fill="F8F9FA" w:val="clear"/>
+          </w:tcPr>
+          <w:p>
+            <w:pPr>
+              <w:spacing w:before="40" w:after="40" w:line="288" w:lineRule="auto"/>
+            </w:pPr>
+            <w:r/>
+            <w:r>
+              <w:rPr>
+                <w:rFonts w:ascii="Microsoft YaHei" w:hAnsi="Microsoft YaHei"/>
+                <w:sz w:val="18"/>
+              </w:rPr>
+              <w:t>661.50万</w:t>
+            </w:r>
+          </w:p>
+        </w:tc>
+        <w:tc>
+          <w:tcPr>
+            <w:tcW w:type="dxa" w:w="2266"/>
+            <w:shd w:fill="F8F9FA" w:val="clear"/>
+          </w:tcPr>
+          <w:p>
+            <w:pPr>
+              <w:spacing w:before="40" w:after="40" w:line="288" w:lineRule="auto"/>
+            </w:pPr>
+            <w:r/>
+            <w:r>
+              <w:rPr>
+                <w:rFonts w:ascii="Microsoft YaHei" w:hAnsi="Microsoft YaHei"/>
+                <w:sz w:val="18"/>
+              </w:rPr>
+              <w:t>996.96万</w:t>
+            </w:r>
+          </w:p>
+        </w:tc>
+      </w:tr>
+      <w:tr>
+        <w:tc>
+          <w:tcPr>
+            <w:tcW w:type="dxa" w:w="2266"/>
+          </w:tcPr>
+          <w:p>
+            <w:pPr>
+              <w:spacing w:before="40" w:after="40" w:line="288" w:lineRule="auto"/>
+            </w:pPr>
+            <w:r/>
+            <w:r>
+              <w:rPr>
+                <w:rFonts w:ascii="Microsoft YaHei" w:hAnsi="Microsoft YaHei"/>
+                <w:sz w:val="18"/>
+              </w:rPr>
+              <w:t>小单</w:t>
+            </w:r>
+          </w:p>
+        </w:tc>
+        <w:tc>
+          <w:tcPr>
+            <w:tcW w:type="dxa" w:w="2266"/>
+          </w:tcPr>
+          <w:p>
+            <w:pPr>
+              <w:spacing w:before="40" w:after="40" w:line="288" w:lineRule="auto"/>
+            </w:pPr>
+            <w:r/>
+            <w:r>
+              <w:rPr>
+                <w:rFonts w:ascii="Microsoft YaHei" w:hAnsi="Microsoft YaHei"/>
+                <w:b/>
+                <w:color w:val="1A1A1A"/>
+                <w:sz w:val="18"/>
+              </w:rPr>
+              <w:t>-72.88万</w:t>
+            </w:r>
+          </w:p>
+        </w:tc>
+        <w:tc>
+          <w:tcPr>
+            <w:tcW w:type="dxa" w:w="2266"/>
+          </w:tcPr>
+          <w:p>
+            <w:pPr>
+              <w:spacing w:before="40" w:after="40" w:line="288" w:lineRule="auto"/>
+            </w:pPr>
+            <w:r/>
+            <w:r>
+              <w:rPr>
+                <w:rFonts w:ascii="Microsoft YaHei" w:hAnsi="Microsoft YaHei"/>
+                <w:sz w:val="18"/>
+              </w:rPr>
+              <w:t>305.93万</w:t>
+            </w:r>
+          </w:p>
+        </w:tc>
+        <w:tc>
+          <w:tcPr>
+            <w:tcW w:type="dxa" w:w="2266"/>
+          </w:tcPr>
+          <w:p>
+            <w:pPr>
+              <w:spacing w:before="40" w:after="40" w:line="288" w:lineRule="auto"/>
+            </w:pPr>
+            <w:r/>
+            <w:r>
+              <w:rPr>
+                <w:rFonts w:ascii="Microsoft YaHei" w:hAnsi="Microsoft YaHei"/>
+                <w:sz w:val="18"/>
+              </w:rPr>
+              <w:t>378.81万</w:t>
+            </w:r>
+          </w:p>
+        </w:tc>
+      </w:tr>
+      <w:tr>
+        <w:tc>
+          <w:tcPr>
+            <w:tcW w:type="dxa" w:w="2266"/>
+            <w:shd w:fill="F8F9FA" w:val="clear"/>
+          </w:tcPr>
+          <w:p>
+            <w:pPr>
+              <w:spacing w:before="40" w:after="40" w:line="288" w:lineRule="auto"/>
+            </w:pPr>
+            <w:r/>
+            <w:r>
+              <w:rPr>
+                <w:rFonts w:ascii="Microsoft YaHei" w:hAnsi="Microsoft YaHei"/>
+                <w:b/>
+                <w:color w:val="1A1A1A"/>
+                <w:sz w:val="18"/>
+              </w:rPr>
+              <w:t>合计</w:t>
+            </w:r>
+          </w:p>
+        </w:tc>
+        <w:tc>
+          <w:tcPr>
+            <w:tcW w:type="dxa" w:w="2266"/>
+            <w:shd w:fill="F8F9FA" w:val="clear"/>
+          </w:tcPr>
+          <w:p>
+            <w:pPr>
+              <w:spacing w:before="40" w:after="40" w:line="288" w:lineRule="auto"/>
+            </w:pPr>
+            <w:r/>
+            <w:r>
+              <w:rPr>
+                <w:rFonts w:ascii="Microsoft YaHei" w:hAnsi="Microsoft YaHei"/>
+                <w:b/>
+                <w:color w:val="1A1A1A"/>
+                <w:sz w:val="18"/>
+              </w:rPr>
+              <w:t>-481.29万</w:t>
+            </w:r>
+          </w:p>
+        </w:tc>
+        <w:tc>
+          <w:tcPr>
+            <w:tcW w:type="dxa" w:w="2266"/>
             <w:shd w:fill="F8F9FA" w:val="clear"/>
           </w:tcPr>
           <w:p>
@@ -1044,46 +1397,8 @@
         </w:tc>
         <w:tc>
           <w:tcPr>
-            <w:tcW w:type="dxa" w:w="3022"/>
+            <w:tcW w:type="dxa" w:w="2266"/>
             <w:shd w:fill="F8F9FA" w:val="clear"/>
-          </w:tcPr>
-          <w:p>
-            <w:pPr>
-              <w:spacing w:before="40" w:after="40" w:line="288" w:lineRule="auto"/>
-            </w:pPr>
-            <w:r/>
-            <w:r>
-              <w:rPr>
-                <w:rFonts w:ascii="Microsoft YaHei" w:hAnsi="Microsoft YaHei"/>
-                <w:sz w:val="18"/>
-              </w:rPr>
-              <w:t>-200.58万元（净卖出）</w:t>
-            </w:r>
-          </w:p>
-        </w:tc>
-      </w:tr>
-      <w:tr>
-        <w:tc>
-          <w:tcPr>
-            <w:tcW w:type="dxa" w:w="3022"/>
-          </w:tcPr>
-          <w:p>
-            <w:pPr>
-              <w:spacing w:before="40" w:after="40" w:line="288" w:lineRule="auto"/>
-            </w:pPr>
-            <w:r/>
-            <w:r>
-              <w:rPr>
-                <w:rFonts w:ascii="Microsoft YaHei" w:hAnsi="Microsoft YaHei"/>
-                <w:sz w:val="18"/>
-              </w:rPr>
-              <w:t>小单净额</w:t>
-            </w:r>
-          </w:p>
-        </w:tc>
-        <w:tc>
-          <w:tcPr>
-            <w:tcW w:type="dxa" w:w="3022"/>
           </w:tcPr>
           <w:p>
             <w:pPr>
@@ -1099,24 +1414,6 @@
             </w:r>
           </w:p>
         </w:tc>
-        <w:tc>
-          <w:tcPr>
-            <w:tcW w:type="dxa" w:w="3022"/>
-          </w:tcPr>
-          <w:p>
-            <w:pPr>
-              <w:spacing w:before="40" w:after="40" w:line="288" w:lineRule="auto"/>
-            </w:pPr>
-            <w:r/>
-            <w:r>
-              <w:rPr>
-                <w:rFonts w:ascii="Microsoft YaHei" w:hAnsi="Microsoft YaHei"/>
-                <w:sz w:val="18"/>
-              </w:rPr>
-              <w:t>-8.25万元（净卖出）</w:t>
-            </w:r>
-          </w:p>
-        </w:tc>
       </w:tr>
     </w:tbl>
     <w:p/>
@@ -1125,7 +1422,7 @@
         <w:rPr>
           <w:rFonts w:ascii="Microsoft YaHei" w:hAnsi="Microsoft YaHei"/>
         </w:rPr>
-        <w:t>今日资金面信号偏空：</w:t>
+        <w:t xml:space="preserve">资金面持续承压。今日延续上一交易日的净流出态势，且流出分钟数（130分钟）明显多于流入分钟数（75分钟），大单与中单均呈净流出格局。早盘冲高至 </w:t>
       </w:r>
       <w:r>
         <w:rPr>
@@ -1133,35 +1430,13 @@
           <w:b/>
           <w:color w:val="1A1A1A"/>
         </w:rPr>
-        <w:t>资金流出时长占比约59%</w:t>
+        <w:t>4.36元</w:t>
       </w:r>
       <w:r>
         <w:rPr>
           <w:rFonts w:ascii="Microsoft YaHei" w:hAnsi="Microsoft YaHei"/>
         </w:rPr>
-        <w:t>（67分钟流出 vs 46分钟流入），每分钟流向整体呈净流出态势。值得注意的是，上一交易日大单净额为</w:t>
-      </w:r>
-      <w:r>
-        <w:rPr>
-          <w:rFonts w:ascii="Microsoft YaHei" w:hAnsi="Microsoft YaHei"/>
-          <w:b/>
-          <w:color w:val="1A1A1A"/>
-        </w:rPr>
-        <w:t>+55.75万元</w:t>
-      </w:r>
-      <w:r>
-        <w:rPr>
-          <w:rFonts w:ascii="Microsoft YaHei" w:hAnsi="Microsoft YaHei"/>
-        </w:rPr>
-        <w:t>，说明此前有主力资金试探性建仓，但今日跟进不足。</w:t>
-      </w:r>
-    </w:p>
-    <w:p>
-      <w:r>
-        <w:rPr>
-          <w:rFonts w:ascii="Microsoft YaHei" w:hAnsi="Microsoft YaHei"/>
-        </w:rPr>
-        <w:t>该股非融资融券标的，无杠杆资金扰动。</w:t>
+        <w:t xml:space="preserve"> 附近时出现大卖盘打压，显示主力资金在反弹中持续减持。该股非融资融券标的，缺乏杠杆资金的助力。</w:t>
       </w:r>
     </w:p>
     <w:p>
@@ -1282,7 +1557,27 @@
                 <w:rFonts w:ascii="Microsoft YaHei" w:hAnsi="Microsoft YaHei"/>
                 <w:sz w:val="18"/>
               </w:rPr>
-              <w:t>MA5（4.23元）</w:t>
+              <w:t>当前价</w:t>
+            </w:r>
+          </w:p>
+        </w:tc>
+        <w:tc>
+          <w:tcPr>
+            <w:tcW w:type="dxa" w:w="3022"/>
+          </w:tcPr>
+          <w:p>
+            <w:pPr>
+              <w:spacing w:before="40" w:after="40" w:line="288" w:lineRule="auto"/>
+            </w:pPr>
+            <w:r/>
+            <w:r>
+              <w:rPr>
+                <w:rFonts w:ascii="Microsoft YaHei" w:hAnsi="Microsoft YaHei"/>
+                <w:b/>
+                <w:color w:val="1A1A1A"/>
+                <w:sz w:val="18"/>
+              </w:rPr>
+              <w:t>4.27元</w:t>
             </w:r>
           </w:p>
         </w:tc>
@@ -1300,13 +1595,54 @@
                 <w:rFonts w:ascii="Microsoft YaHei" w:hAnsi="Microsoft YaHei"/>
                 <w:sz w:val="18"/>
               </w:rPr>
-              <w:t>价格在MA5上方</w:t>
+              <w:t>—</w:t>
+            </w:r>
+          </w:p>
+        </w:tc>
+      </w:tr>
+      <w:tr>
+        <w:tc>
+          <w:tcPr>
+            <w:tcW w:type="dxa" w:w="3022"/>
+            <w:shd w:fill="F8F9FA" w:val="clear"/>
+          </w:tcPr>
+          <w:p>
+            <w:pPr>
+              <w:spacing w:before="40" w:after="40" w:line="288" w:lineRule="auto"/>
+            </w:pPr>
+            <w:r/>
+            <w:r>
+              <w:rPr>
+                <w:rFonts w:ascii="Microsoft YaHei" w:hAnsi="Microsoft YaHei"/>
+                <w:sz w:val="18"/>
+              </w:rPr>
+              <w:t>MA5（约4.23元）</w:t>
             </w:r>
           </w:p>
         </w:tc>
         <w:tc>
           <w:tcPr>
             <w:tcW w:type="dxa" w:w="3022"/>
+            <w:shd w:fill="F8F9FA" w:val="clear"/>
+          </w:tcPr>
+          <w:p>
+            <w:pPr>
+              <w:spacing w:before="40" w:after="40" w:line="288" w:lineRule="auto"/>
+            </w:pPr>
+            <w:r/>
+            <w:r>
+              <w:rPr>
+                <w:rFonts w:ascii="Microsoft YaHei" w:hAnsi="Microsoft YaHei"/>
+                <w:sz w:val="18"/>
+              </w:rPr>
+              <w:t>上方</w:t>
+            </w:r>
+          </w:p>
+        </w:tc>
+        <w:tc>
+          <w:tcPr>
+            <w:tcW w:type="dxa" w:w="3022"/>
+            <w:shd w:fill="F8F9FA" w:val="clear"/>
           </w:tcPr>
           <w:p>
             <w:pPr>
@@ -1329,7 +1665,6 @@
         <w:tc>
           <w:tcPr>
             <w:tcW w:type="dxa" w:w="3022"/>
-            <w:shd w:fill="F8F9FA" w:val="clear"/>
           </w:tcPr>
           <w:p>
             <w:pPr>
@@ -1341,14 +1676,13 @@
                 <w:rFonts w:ascii="Microsoft YaHei" w:hAnsi="Microsoft YaHei"/>
                 <w:sz w:val="18"/>
               </w:rPr>
-              <w:t>MA10（4.26元）</w:t>
+              <w:t>MA10（约4.26元）</w:t>
             </w:r>
           </w:p>
         </w:tc>
         <w:tc>
           <w:tcPr>
             <w:tcW w:type="dxa" w:w="3022"/>
-            <w:shd w:fill="F8F9FA" w:val="clear"/>
           </w:tcPr>
           <w:p>
             <w:pPr>
@@ -1360,14 +1694,13 @@
                 <w:rFonts w:ascii="Microsoft YaHei" w:hAnsi="Microsoft YaHei"/>
                 <w:sz w:val="18"/>
               </w:rPr>
-              <w:t>价格在MA10上方</w:t>
+              <w:t>上方</w:t>
             </w:r>
           </w:p>
         </w:tc>
         <w:tc>
           <w:tcPr>
             <w:tcW w:type="dxa" w:w="3022"/>
-            <w:shd w:fill="F8F9FA" w:val="clear"/>
           </w:tcPr>
           <w:p>
             <w:pPr>
@@ -1390,6 +1723,7 @@
         <w:tc>
           <w:tcPr>
             <w:tcW w:type="dxa" w:w="3022"/>
+            <w:shd w:fill="F8F9FA" w:val="clear"/>
           </w:tcPr>
           <w:p>
             <w:pPr>
@@ -1401,13 +1735,14 @@
                 <w:rFonts w:ascii="Microsoft YaHei" w:hAnsi="Microsoft YaHei"/>
                 <w:sz w:val="18"/>
               </w:rPr>
-              <w:t>MA20 / 布林中轨（4.27元）</w:t>
+              <w:t>MA20 / 布林中轨（约4.27元）</w:t>
             </w:r>
           </w:p>
         </w:tc>
         <w:tc>
           <w:tcPr>
             <w:tcW w:type="dxa" w:w="3022"/>
+            <w:shd w:fill="F8F9FA" w:val="clear"/>
           </w:tcPr>
           <w:p>
             <w:pPr>
@@ -1417,15 +1752,18 @@
             <w:r>
               <w:rPr>
                 <w:rFonts w:ascii="Microsoft YaHei" w:hAnsi="Microsoft YaHei"/>
+                <w:b/>
+                <w:color w:val="1A1A1A"/>
                 <w:sz w:val="18"/>
               </w:rPr>
-              <w:t>价格紧贴中轨</w:t>
+              <w:t>贴近</w:t>
             </w:r>
           </w:p>
         </w:tc>
         <w:tc>
           <w:tcPr>
             <w:tcW w:type="dxa" w:w="3022"/>
+            <w:shd w:fill="F8F9FA" w:val="clear"/>
           </w:tcPr>
           <w:p>
             <w:pPr>
@@ -1448,7 +1786,6 @@
         <w:tc>
           <w:tcPr>
             <w:tcW w:type="dxa" w:w="3022"/>
-            <w:shd w:fill="F8F9FA" w:val="clear"/>
           </w:tcPr>
           <w:p>
             <w:pPr>
@@ -1467,6 +1804,44 @@
         <w:tc>
           <w:tcPr>
             <w:tcW w:type="dxa" w:w="3022"/>
+          </w:tcPr>
+          <w:p>
+            <w:pPr>
+              <w:spacing w:before="40" w:after="40" w:line="288" w:lineRule="auto"/>
+            </w:pPr>
+            <w:r/>
+            <w:r>
+              <w:rPr>
+                <w:rFonts w:ascii="Microsoft YaHei" w:hAnsi="Microsoft YaHei"/>
+                <w:sz w:val="18"/>
+              </w:rPr>
+              <w:t>下方</w:t>
+            </w:r>
+          </w:p>
+        </w:tc>
+        <w:tc>
+          <w:tcPr>
+            <w:tcW w:type="dxa" w:w="3022"/>
+          </w:tcPr>
+          <w:p>
+            <w:pPr>
+              <w:spacing w:before="40" w:after="40" w:line="288" w:lineRule="auto"/>
+            </w:pPr>
+            <w:r/>
+            <w:r>
+              <w:rPr>
+                <w:rFonts w:ascii="Microsoft YaHei" w:hAnsi="Microsoft YaHei"/>
+                <w:sz w:val="18"/>
+              </w:rPr>
+              <w:t>-2.7%</w:t>
+            </w:r>
+          </w:p>
+        </w:tc>
+      </w:tr>
+      <w:tr>
+        <w:tc>
+          <w:tcPr>
+            <w:tcW w:type="dxa" w:w="3022"/>
             <w:shd w:fill="F8F9FA" w:val="clear"/>
           </w:tcPr>
           <w:p>
@@ -1479,7 +1854,7 @@
                 <w:rFonts w:ascii="Microsoft YaHei" w:hAnsi="Microsoft YaHei"/>
                 <w:sz w:val="18"/>
               </w:rPr>
-              <w:t>上方压力位</w:t>
+              <w:t>布林带下轨（4.15元）</w:t>
             </w:r>
           </w:p>
         </w:tc>
@@ -1498,15 +1873,14 @@
                 <w:rFonts w:ascii="Microsoft YaHei" w:hAnsi="Microsoft YaHei"/>
                 <w:sz w:val="18"/>
               </w:rPr>
-              <w:t>距上轨约2.8%</w:t>
+              <w:t>上方</w:t>
             </w:r>
           </w:p>
         </w:tc>
-      </w:tr>
-      <w:tr>
         <w:tc>
           <w:tcPr>
             <w:tcW w:type="dxa" w:w="3022"/>
+            <w:shd w:fill="F8F9FA" w:val="clear"/>
           </w:tcPr>
           <w:p>
             <w:pPr>
@@ -1518,43 +1892,7 @@
                 <w:rFonts w:ascii="Microsoft YaHei" w:hAnsi="Microsoft YaHei"/>
                 <w:sz w:val="18"/>
               </w:rPr>
-              <w:t>布林带下轨（4.15元）</w:t>
-            </w:r>
-          </w:p>
-        </w:tc>
-        <w:tc>
-          <w:tcPr>
-            <w:tcW w:type="dxa" w:w="3022"/>
-          </w:tcPr>
-          <w:p>
-            <w:pPr>
-              <w:spacing w:before="40" w:after="40" w:line="288" w:lineRule="auto"/>
-            </w:pPr>
-            <w:r/>
-            <w:r>
-              <w:rPr>
-                <w:rFonts w:ascii="Microsoft YaHei" w:hAnsi="Microsoft YaHei"/>
-                <w:sz w:val="18"/>
-              </w:rPr>
-              <w:t>下方支撑位</w:t>
-            </w:r>
-          </w:p>
-        </w:tc>
-        <w:tc>
-          <w:tcPr>
-            <w:tcW w:type="dxa" w:w="3022"/>
-          </w:tcPr>
-          <w:p>
-            <w:pPr>
-              <w:spacing w:before="40" w:after="40" w:line="288" w:lineRule="auto"/>
-            </w:pPr>
-            <w:r/>
-            <w:r>
-              <w:rPr>
-                <w:rFonts w:ascii="Microsoft YaHei" w:hAnsi="Microsoft YaHei"/>
-                <w:sz w:val="18"/>
-              </w:rPr>
-              <w:t>距下轨约2.8%</w:t>
+              <w:t>+2.9%</w:t>
             </w:r>
           </w:p>
         </w:tc>
@@ -1565,8 +1903,29 @@
       <w:r>
         <w:rPr>
           <w:rFonts w:ascii="Microsoft YaHei" w:hAnsi="Microsoft YaHei"/>
+          <w:b/>
+          <w:color w:val="1A1A1A"/>
         </w:rPr>
-        <w:t>技术形态呈现</w:t>
+        <w:t>关键解读：</w:t>
+      </w:r>
+    </w:p>
+    <w:p>
+      <w:pPr>
+        <w:pStyle w:val="ListNumber"/>
+      </w:pPr>
+      <w:r>
+        <w:rPr>
+          <w:rFonts w:ascii="Microsoft YaHei" w:hAnsi="Microsoft YaHei"/>
+          <w:b/>
+          <w:color w:val="1A1A1A"/>
+        </w:rPr>
+        <w:t>均线粘合</w:t>
+      </w:r>
+      <w:r>
+        <w:rPr>
+          <w:rFonts w:ascii="Microsoft YaHei" w:hAnsi="Microsoft YaHei"/>
+        </w:rPr>
+        <w:t xml:space="preserve">：当前股价 </w:t>
       </w:r>
       <w:r>
         <w:rPr>
@@ -1574,21 +1933,13 @@
           <w:b/>
           <w:color w:val="1A1A1A"/>
         </w:rPr>
-        <w:t>窄幅震荡</w:t>
+        <w:t>4.27元</w:t>
       </w:r>
       <w:r>
         <w:rPr>
           <w:rFonts w:ascii="Microsoft YaHei" w:hAnsi="Microsoft YaHei"/>
         </w:rPr>
-        <w:t>格局：当前价格4.27元恰好落在MA20（布林中轨）位置，同时高于MA5和MA10，短期均线系统呈多头排列（MA5 &lt; MA10 &lt; 价格 ≈ MA20）。但向上的布林带上轨4.39元构成明确压力，今日盘中冲高至4.36元后回落，正是受制于此。</w:t>
-      </w:r>
-    </w:p>
-    <w:p>
-      <w:r>
-        <w:rPr>
-          <w:rFonts w:ascii="Microsoft YaHei" w:hAnsi="Microsoft YaHei"/>
-        </w:rPr>
-        <w:t>整体来看，价格处于</w:t>
+        <w:t xml:space="preserve"> 与 </w:t>
       </w:r>
       <w:r>
         <w:rPr>
@@ -1596,13 +1947,177 @@
           <w:b/>
           <w:color w:val="1A1A1A"/>
         </w:rPr>
-        <w:t>布林带中轨附近</w:t>
+        <w:t>MA20（4.27元）</w:t>
       </w:r>
       <w:r>
         <w:rPr>
           <w:rFonts w:ascii="Microsoft YaHei" w:hAnsi="Microsoft YaHei"/>
         </w:rPr>
-        <w:t>，多空力量均衡，短期内面临方向选择。</w:t>
+        <w:t xml:space="preserve"> 完全重合，同时小幅站上 </w:t>
+      </w:r>
+      <w:r>
+        <w:rPr>
+          <w:rFonts w:ascii="Microsoft YaHei" w:hAnsi="Microsoft YaHei"/>
+          <w:b/>
+          <w:color w:val="1A1A1A"/>
+        </w:rPr>
+        <w:t>MA5（4.23元）</w:t>
+      </w:r>
+      <w:r>
+        <w:rPr>
+          <w:rFonts w:ascii="Microsoft YaHei" w:hAnsi="Microsoft YaHei"/>
+        </w:rPr>
+        <w:t xml:space="preserve"> 和 </w:t>
+      </w:r>
+      <w:r>
+        <w:rPr>
+          <w:rFonts w:ascii="Microsoft YaHei" w:hAnsi="Microsoft YaHei"/>
+          <w:b/>
+          <w:color w:val="1A1A1A"/>
+        </w:rPr>
+        <w:t>MA10（4.26元）</w:t>
+      </w:r>
+      <w:r>
+        <w:rPr>
+          <w:rFonts w:ascii="Microsoft YaHei" w:hAnsi="Microsoft YaHei"/>
+        </w:rPr>
+        <w:t>，三条短期均线高度收敛，说明股价处于方向选择的关键节点。</w:t>
+      </w:r>
+    </w:p>
+    <w:p>
+      <w:pPr>
+        <w:pStyle w:val="ListNumber"/>
+      </w:pPr>
+      <w:r>
+        <w:rPr>
+          <w:rFonts w:ascii="Microsoft YaHei" w:hAnsi="Microsoft YaHei"/>
+          <w:b/>
+          <w:color w:val="1A1A1A"/>
+        </w:rPr>
+        <w:t>布林带收窄</w:t>
+      </w:r>
+      <w:r>
+        <w:rPr>
+          <w:rFonts w:ascii="Microsoft YaHei" w:hAnsi="Microsoft YaHei"/>
+        </w:rPr>
+        <w:t xml:space="preserve">：股价紧贴布林带中轨运行，上轨 </w:t>
+      </w:r>
+      <w:r>
+        <w:rPr>
+          <w:rFonts w:ascii="Microsoft YaHei" w:hAnsi="Microsoft YaHei"/>
+          <w:b/>
+          <w:color w:val="1A1A1A"/>
+        </w:rPr>
+        <w:t>4.39元</w:t>
+      </w:r>
+      <w:r>
+        <w:rPr>
+          <w:rFonts w:ascii="Microsoft YaHei" w:hAnsi="Microsoft YaHei"/>
+        </w:rPr>
+        <w:t xml:space="preserve"> 构成短期压力，下轨 </w:t>
+      </w:r>
+      <w:r>
+        <w:rPr>
+          <w:rFonts w:ascii="Microsoft YaHei" w:hAnsi="Microsoft YaHei"/>
+          <w:b/>
+          <w:color w:val="1A1A1A"/>
+        </w:rPr>
+        <w:t>4.15元</w:t>
+      </w:r>
+      <w:r>
+        <w:rPr>
+          <w:rFonts w:ascii="Microsoft YaHei" w:hAnsi="Microsoft YaHei"/>
+        </w:rPr>
+        <w:t xml:space="preserve"> 构成支撑。今日早盘最高触及 </w:t>
+      </w:r>
+      <w:r>
+        <w:rPr>
+          <w:rFonts w:ascii="Microsoft YaHei" w:hAnsi="Microsoft YaHei"/>
+          <w:b/>
+          <w:color w:val="1A1A1A"/>
+        </w:rPr>
+        <w:t>4.36元</w:t>
+      </w:r>
+      <w:r>
+        <w:rPr>
+          <w:rFonts w:ascii="Microsoft YaHei" w:hAnsi="Microsoft YaHei"/>
+        </w:rPr>
+        <w:t xml:space="preserve"> 后回落，接近上轨即遇阻。</w:t>
+      </w:r>
+    </w:p>
+    <w:p>
+      <w:pPr>
+        <w:pStyle w:val="ListNumber"/>
+      </w:pPr>
+      <w:r>
+        <w:rPr>
+          <w:rFonts w:ascii="Microsoft YaHei" w:hAnsi="Microsoft YaHei"/>
+          <w:b/>
+          <w:color w:val="1A1A1A"/>
+        </w:rPr>
+        <w:t>放量滞涨</w:t>
+      </w:r>
+      <w:r>
+        <w:rPr>
+          <w:rFonts w:ascii="Microsoft YaHei" w:hAnsi="Microsoft YaHei"/>
+        </w:rPr>
+        <w:t xml:space="preserve">：今日换手率 </w:t>
+      </w:r>
+      <w:r>
+        <w:rPr>
+          <w:rFonts w:ascii="Microsoft YaHei" w:hAnsi="Microsoft YaHei"/>
+          <w:b/>
+          <w:color w:val="1A1A1A"/>
+        </w:rPr>
+        <w:t>0.92%</w:t>
+      </w:r>
+      <w:r>
+        <w:rPr>
+          <w:rFonts w:ascii="Microsoft YaHei" w:hAnsi="Microsoft YaHei"/>
+        </w:rPr>
+        <w:t xml:space="preserve"> 较上一个交易日 </w:t>
+      </w:r>
+      <w:r>
+        <w:rPr>
+          <w:rFonts w:ascii="Microsoft YaHei" w:hAnsi="Microsoft YaHei"/>
+          <w:b/>
+          <w:color w:val="1A1A1A"/>
+        </w:rPr>
+        <w:t>0.8579%</w:t>
+      </w:r>
+      <w:r>
+        <w:rPr>
+          <w:rFonts w:ascii="Microsoft YaHei" w:hAnsi="Microsoft YaHei"/>
+        </w:rPr>
+        <w:t xml:space="preserve"> 放大约 </w:t>
+      </w:r>
+      <w:r>
+        <w:rPr>
+          <w:rFonts w:ascii="Microsoft YaHei" w:hAnsi="Microsoft YaHei"/>
+          <w:b/>
+          <w:color w:val="1A1A1A"/>
+        </w:rPr>
+        <w:t>7%</w:t>
+      </w:r>
+      <w:r>
+        <w:rPr>
+          <w:rFonts w:ascii="Microsoft YaHei" w:hAnsi="Microsoft YaHei"/>
+        </w:rPr>
+        <w:t>，但股价不涨反跌，属于典型的</w:t>
+      </w:r>
+      <w:r>
+        <w:rPr>
+          <w:rFonts w:ascii="Microsoft YaHei" w:hAnsi="Microsoft YaHei"/>
+          <w:b/>
+          <w:color w:val="1A1A1A"/>
+        </w:rPr>
+        <w:t>放量滞涨</w:t>
+      </w:r>
+      <w:r>
+        <w:rPr>
+          <w:rFonts w:ascii="Microsoft YaHei" w:hAnsi="Microsoft YaHei"/>
+        </w:rPr>
+        <w:t>形态，技术面偏弱。</w:t>
       </w:r>
     </w:p>
     <w:p>
@@ -1637,35 +2152,13 @@
           <w:b/>
           <w:color w:val="1A1A1A"/>
         </w:rPr>
-        <w:t>股东户数披露</w:t>
+        <w:t>注：</w:t>
       </w:r>
       <w:r>
         <w:rPr>
           <w:rFonts w:ascii="Microsoft YaHei" w:hAnsi="Microsoft YaHei"/>
         </w:rPr>
-        <w:t>：截至2026年7月20日，公司股东户数为</w:t>
-      </w:r>
-      <w:r>
-        <w:rPr>
-          <w:rFonts w:ascii="Microsoft YaHei" w:hAnsi="Microsoft YaHei"/>
-          <w:b/>
-          <w:color w:val="1A1A1A"/>
-        </w:rPr>
-        <w:t>58,979户</w:t>
-      </w:r>
-      <w:r>
-        <w:rPr>
-          <w:rFonts w:ascii="Microsoft YaHei" w:hAnsi="Microsoft YaHei"/>
-        </w:rPr>
-        <w:t>。该数据为常规披露，对股价的短期影响有限。</w:t>
-      </w:r>
-    </w:p>
-    <w:p>
-      <w:r>
-        <w:rPr>
-          <w:rFonts w:ascii="Microsoft YaHei" w:hAnsi="Microsoft YaHei"/>
-        </w:rPr>
-        <w:t>无其他重大公告或新闻事件。</w:t>
+        <w:t xml:space="preserve"> 截至午间，各新闻源（同花顺、百度、巨潮、新浪等）均未检索到云南旅游的相关新闻、公告或互动问答信息。无增量信息对股价形成扰动。</w:t>
       </w:r>
     </w:p>
     <w:p>
@@ -1698,21 +2191,7 @@
         <w:rPr>
           <w:rFonts w:ascii="Microsoft YaHei" w:hAnsi="Microsoft YaHei"/>
         </w:rPr>
-        <w:t>云南旅游所处的</w:t>
-      </w:r>
-      <w:r>
-        <w:rPr>
-          <w:rFonts w:ascii="Microsoft YaHei" w:hAnsi="Microsoft YaHei"/>
-          <w:b/>
-          <w:color w:val="1A1A1A"/>
-        </w:rPr>
-        <w:t>酒店、度假村与豪华游轮（A股）板块</w:t>
-      </w:r>
-      <w:r>
-        <w:rPr>
-          <w:rFonts w:ascii="Microsoft YaHei" w:hAnsi="Microsoft YaHei"/>
-        </w:rPr>
-        <w:t>今日下跌1.12%，在1,158个板块中排名第449位，表现中等偏弱。但板块内部分化明显：</w:t>
+        <w:t>云南旅游所属多个板块今日表现分化明显：</w:t>
       </w:r>
     </w:p>
     <w:tbl>
@@ -1724,14 +2203,15 @@
         <w:tblLook w:firstColumn="1" w:firstRow="1" w:lastColumn="0" w:lastRow="0" w:noHBand="0" w:noVBand="1" w:val="04A0"/>
       </w:tblPr>
       <w:tblGrid>
-        <w:gridCol w:w="3022"/>
-        <w:gridCol w:w="3022"/>
-        <w:gridCol w:w="3022"/>
+        <w:gridCol w:w="2266"/>
+        <w:gridCol w:w="2266"/>
+        <w:gridCol w:w="2266"/>
+        <w:gridCol w:w="2266"/>
       </w:tblGrid>
       <w:tr>
         <w:tc>
           <w:tcPr>
-            <w:tcW w:type="dxa" w:w="3022"/>
+            <w:tcW w:type="dxa" w:w="2266"/>
             <w:shd w:fill="F6F8FA" w:val="clear"/>
           </w:tcPr>
           <w:p>
@@ -1746,13 +2226,13 @@
                 <w:color w:val="1A1A1A"/>
                 <w:sz w:val="18"/>
               </w:rPr>
-              <w:t>个股</w:t>
+              <w:t>板块</w:t>
             </w:r>
           </w:p>
         </w:tc>
         <w:tc>
           <w:tcPr>
-            <w:tcW w:type="dxa" w:w="3022"/>
+            <w:tcW w:type="dxa" w:w="2266"/>
             <w:shd w:fill="F6F8FA" w:val="clear"/>
           </w:tcPr>
           <w:p>
@@ -1773,7 +2253,7 @@
         </w:tc>
         <w:tc>
           <w:tcPr>
-            <w:tcW w:type="dxa" w:w="3022"/>
+            <w:tcW w:type="dxa" w:w="2266"/>
             <w:shd w:fill="F6F8FA" w:val="clear"/>
           </w:tcPr>
           <w:p>
@@ -1788,33 +2268,14 @@
                 <w:color w:val="1A1A1A"/>
                 <w:sz w:val="18"/>
               </w:rPr>
-              <w:t>备注</w:t>
-            </w:r>
-          </w:p>
-        </w:tc>
-      </w:tr>
-      <w:tr>
-        <w:tc>
-          <w:tcPr>
-            <w:tcW w:type="dxa" w:w="3022"/>
-          </w:tcPr>
-          <w:p>
-            <w:pPr>
-              <w:spacing w:before="40" w:after="40" w:line="288" w:lineRule="auto"/>
-            </w:pPr>
-            <w:r/>
-            <w:r>
-              <w:rPr>
-                <w:rFonts w:ascii="Microsoft YaHei" w:hAnsi="Microsoft YaHei"/>
-                <w:sz w:val="18"/>
-              </w:rPr>
-              <w:t>中国中免</w:t>
+              <w:t>板块排名</w:t>
             </w:r>
           </w:p>
         </w:tc>
         <w:tc>
           <w:tcPr>
-            <w:tcW w:type="dxa" w:w="3022"/>
+            <w:tcW w:type="dxa" w:w="2266"/>
+            <w:shd w:fill="F6F8FA" w:val="clear"/>
           </w:tcPr>
           <w:p>
             <w:pPr>
@@ -1828,13 +2289,15 @@
                 <w:color w:val="1A1A1A"/>
                 <w:sz w:val="18"/>
               </w:rPr>
-              <w:t>+3.35%</w:t>
+              <w:t>该股板块内排名</w:t>
             </w:r>
           </w:p>
         </w:tc>
+      </w:tr>
+      <w:tr>
         <w:tc>
           <w:tcPr>
-            <w:tcW w:type="dxa" w:w="3022"/>
+            <w:tcW w:type="dxa" w:w="2266"/>
           </w:tcPr>
           <w:p>
             <w:pPr>
@@ -1846,7 +2309,63 @@
                 <w:rFonts w:ascii="Microsoft YaHei" w:hAnsi="Microsoft YaHei"/>
                 <w:sz w:val="18"/>
               </w:rPr>
-              <w:t>板块领涨龙头</w:t>
+              <w:t>旅游概念</w:t>
+            </w:r>
+          </w:p>
+        </w:tc>
+        <w:tc>
+          <w:tcPr>
+            <w:tcW w:type="dxa" w:w="2266"/>
+          </w:tcPr>
+          <w:p>
+            <w:pPr>
+              <w:spacing w:before="40" w:after="40" w:line="288" w:lineRule="auto"/>
+            </w:pPr>
+            <w:r/>
+            <w:r>
+              <w:rPr>
+                <w:rFonts w:ascii="Microsoft YaHei" w:hAnsi="Microsoft YaHei"/>
+                <w:b/>
+                <w:color w:val="1A1A1A"/>
+                <w:sz w:val="18"/>
+              </w:rPr>
+              <w:t>-1.47%</w:t>
+            </w:r>
+          </w:p>
+        </w:tc>
+        <w:tc>
+          <w:tcPr>
+            <w:tcW w:type="dxa" w:w="2266"/>
+          </w:tcPr>
+          <w:p>
+            <w:pPr>
+              <w:spacing w:before="40" w:after="40" w:line="288" w:lineRule="auto"/>
+            </w:pPr>
+            <w:r/>
+            <w:r>
+              <w:rPr>
+                <w:rFonts w:ascii="Microsoft YaHei" w:hAnsi="Microsoft YaHei"/>
+                <w:sz w:val="18"/>
+              </w:rPr>
+              <w:t>524/1158</w:t>
+            </w:r>
+          </w:p>
+        </w:tc>
+        <w:tc>
+          <w:tcPr>
+            <w:tcW w:type="dxa" w:w="2266"/>
+          </w:tcPr>
+          <w:p>
+            <w:pPr>
+              <w:spacing w:before="40" w:after="40" w:line="288" w:lineRule="auto"/>
+            </w:pPr>
+            <w:r/>
+            <w:r>
+              <w:rPr>
+                <w:rFonts w:ascii="Microsoft YaHei" w:hAnsi="Microsoft YaHei"/>
+                <w:sz w:val="18"/>
+              </w:rPr>
+              <w:t>59/150</w:t>
             </w:r>
           </w:p>
         </w:tc>
@@ -1854,7 +2373,7 @@
       <w:tr>
         <w:tc>
           <w:tcPr>
-            <w:tcW w:type="dxa" w:w="3022"/>
+            <w:tcW w:type="dxa" w:w="2266"/>
             <w:shd w:fill="F8F9FA" w:val="clear"/>
           </w:tcPr>
           <w:p>
@@ -1867,13 +2386,13 @@
                 <w:rFonts w:ascii="Microsoft YaHei" w:hAnsi="Microsoft YaHei"/>
                 <w:sz w:val="18"/>
               </w:rPr>
-              <w:t>锦江酒店</w:t>
+              <w:t>消费者服务</w:t>
             </w:r>
           </w:p>
         </w:tc>
         <w:tc>
           <w:tcPr>
-            <w:tcW w:type="dxa" w:w="3022"/>
+            <w:tcW w:type="dxa" w:w="2266"/>
             <w:shd w:fill="F8F9FA" w:val="clear"/>
           </w:tcPr>
           <w:p>
@@ -1888,13 +2407,13 @@
                 <w:color w:val="1A1A1A"/>
                 <w:sz w:val="18"/>
               </w:rPr>
-              <w:t>+3.15%</w:t>
+              <w:t>-1.46%</w:t>
             </w:r>
           </w:p>
         </w:tc>
         <w:tc>
           <w:tcPr>
-            <w:tcW w:type="dxa" w:w="3022"/>
+            <w:tcW w:type="dxa" w:w="2266"/>
             <w:shd w:fill="F8F9FA" w:val="clear"/>
           </w:tcPr>
           <w:p>
@@ -1907,15 +2426,14 @@
                 <w:rFonts w:ascii="Microsoft YaHei" w:hAnsi="Microsoft YaHei"/>
                 <w:sz w:val="18"/>
               </w:rPr>
-              <w:t>板块领涨</w:t>
+              <w:t>521/1158</w:t>
             </w:r>
           </w:p>
         </w:tc>
-      </w:tr>
-      <w:tr>
         <w:tc>
           <w:tcPr>
-            <w:tcW w:type="dxa" w:w="3022"/>
+            <w:tcW w:type="dxa" w:w="2266"/>
+            <w:shd w:fill="F8F9FA" w:val="clear"/>
           </w:tcPr>
           <w:p>
             <w:pPr>
@@ -1927,13 +2445,33 @@
                 <w:rFonts w:ascii="Microsoft YaHei" w:hAnsi="Microsoft YaHei"/>
                 <w:sz w:val="18"/>
               </w:rPr>
-              <w:t>首旅酒店</w:t>
+              <w:t>17/52</w:t>
+            </w:r>
+          </w:p>
+        </w:tc>
+      </w:tr>
+      <w:tr>
+        <w:tc>
+          <w:tcPr>
+            <w:tcW w:type="dxa" w:w="2266"/>
+          </w:tcPr>
+          <w:p>
+            <w:pPr>
+              <w:spacing w:before="40" w:after="40" w:line="288" w:lineRule="auto"/>
+            </w:pPr>
+            <w:r/>
+            <w:r>
+              <w:rPr>
+                <w:rFonts w:ascii="Microsoft YaHei" w:hAnsi="Microsoft YaHei"/>
+                <w:sz w:val="18"/>
+              </w:rPr>
+              <w:t>酒店、餐馆与休闲</w:t>
             </w:r>
           </w:p>
         </w:tc>
         <w:tc>
           <w:tcPr>
-            <w:tcW w:type="dxa" w:w="3022"/>
+            <w:tcW w:type="dxa" w:w="2266"/>
           </w:tcPr>
           <w:p>
             <w:pPr>
@@ -1947,13 +2485,13 @@
                 <w:color w:val="1A1A1A"/>
                 <w:sz w:val="18"/>
               </w:rPr>
-              <w:t>+2.58%</w:t>
+              <w:t>-1.28%</w:t>
             </w:r>
           </w:p>
         </w:tc>
         <w:tc>
           <w:tcPr>
-            <w:tcW w:type="dxa" w:w="3022"/>
+            <w:tcW w:type="dxa" w:w="2266"/>
           </w:tcPr>
           <w:p>
             <w:pPr>
@@ -1965,7 +2503,25 @@
                 <w:rFonts w:ascii="Microsoft YaHei" w:hAnsi="Microsoft YaHei"/>
                 <w:sz w:val="18"/>
               </w:rPr>
-              <w:t>板块领涨</w:t>
+              <w:t>481/1158</w:t>
+            </w:r>
+          </w:p>
+        </w:tc>
+        <w:tc>
+          <w:tcPr>
+            <w:tcW w:type="dxa" w:w="2266"/>
+          </w:tcPr>
+          <w:p>
+            <w:pPr>
+              <w:spacing w:before="40" w:after="40" w:line="288" w:lineRule="auto"/>
+            </w:pPr>
+            <w:r/>
+            <w:r>
+              <w:rPr>
+                <w:rFonts w:ascii="Microsoft YaHei" w:hAnsi="Microsoft YaHei"/>
+                <w:sz w:val="18"/>
+              </w:rPr>
+              <w:t>13/38</w:t>
             </w:r>
           </w:p>
         </w:tc>
@@ -1973,7 +2529,7 @@
       <w:tr>
         <w:tc>
           <w:tcPr>
-            <w:tcW w:type="dxa" w:w="3022"/>
+            <w:tcW w:type="dxa" w:w="2266"/>
             <w:shd w:fill="F8F9FA" w:val="clear"/>
           </w:tcPr>
           <w:p>
@@ -1986,13 +2542,13 @@
                 <w:rFonts w:ascii="Microsoft YaHei" w:hAnsi="Microsoft YaHei"/>
                 <w:sz w:val="18"/>
               </w:rPr>
-              <w:t>丽江股份</w:t>
+              <w:t>酒店、度假村与豪华游轮</w:t>
             </w:r>
           </w:p>
         </w:tc>
         <w:tc>
           <w:tcPr>
-            <w:tcW w:type="dxa" w:w="3022"/>
+            <w:tcW w:type="dxa" w:w="2266"/>
             <w:shd w:fill="F8F9FA" w:val="clear"/>
           </w:tcPr>
           <w:p>
@@ -2007,13 +2563,13 @@
                 <w:color w:val="1A1A1A"/>
                 <w:sz w:val="18"/>
               </w:rPr>
-              <w:t>+0.48%</w:t>
+              <w:t>-1.12%</w:t>
             </w:r>
           </w:p>
         </w:tc>
         <w:tc>
           <w:tcPr>
-            <w:tcW w:type="dxa" w:w="3022"/>
+            <w:tcW w:type="dxa" w:w="2266"/>
             <w:shd w:fill="F8F9FA" w:val="clear"/>
           </w:tcPr>
           <w:p>
@@ -2026,7 +2582,26 @@
                 <w:rFonts w:ascii="Microsoft YaHei" w:hAnsi="Microsoft YaHei"/>
                 <w:sz w:val="18"/>
               </w:rPr>
-              <w:t>小幅上涨</w:t>
+              <w:t>449/1158</w:t>
+            </w:r>
+          </w:p>
+        </w:tc>
+        <w:tc>
+          <w:tcPr>
+            <w:tcW w:type="dxa" w:w="2266"/>
+            <w:shd w:fill="F8F9FA" w:val="clear"/>
+          </w:tcPr>
+          <w:p>
+            <w:pPr>
+              <w:spacing w:before="40" w:after="40" w:line="288" w:lineRule="auto"/>
+            </w:pPr>
+            <w:r/>
+            <w:r>
+              <w:rPr>
+                <w:rFonts w:ascii="Microsoft YaHei" w:hAnsi="Microsoft YaHei"/>
+                <w:sz w:val="18"/>
+              </w:rPr>
+              <w:t>10/28</w:t>
             </w:r>
           </w:p>
         </w:tc>
@@ -2034,7 +2609,25 @@
       <w:tr>
         <w:tc>
           <w:tcPr>
-            <w:tcW w:type="dxa" w:w="3022"/>
+            <w:tcW w:type="dxa" w:w="2266"/>
+          </w:tcPr>
+          <w:p>
+            <w:pPr>
+              <w:spacing w:before="40" w:after="40" w:line="288" w:lineRule="auto"/>
+            </w:pPr>
+            <w:r/>
+            <w:r>
+              <w:rPr>
+                <w:rFonts w:ascii="Microsoft YaHei" w:hAnsi="Microsoft YaHei"/>
+                <w:sz w:val="18"/>
+              </w:rPr>
+              <w:t>央企国企改革</w:t>
+            </w:r>
+          </w:p>
+        </w:tc>
+        <w:tc>
+          <w:tcPr>
+            <w:tcW w:type="dxa" w:w="2266"/>
           </w:tcPr>
           <w:p>
             <w:pPr>
@@ -2048,33 +2641,13 @@
                 <w:color w:val="1A1A1A"/>
                 <w:sz w:val="18"/>
               </w:rPr>
-              <w:t>云南旅游</w:t>
+              <w:t>+0.75%</w:t>
             </w:r>
           </w:p>
         </w:tc>
         <w:tc>
           <w:tcPr>
-            <w:tcW w:type="dxa" w:w="3022"/>
-          </w:tcPr>
-          <w:p>
-            <w:pPr>
-              <w:spacing w:before="40" w:after="40" w:line="288" w:lineRule="auto"/>
-            </w:pPr>
-            <w:r/>
-            <w:r>
-              <w:rPr>
-                <w:rFonts w:ascii="Microsoft YaHei" w:hAnsi="Microsoft YaHei"/>
-                <w:b/>
-                <w:color w:val="1A1A1A"/>
-                <w:sz w:val="18"/>
-              </w:rPr>
-              <w:t>-0.23%</w:t>
-            </w:r>
-          </w:p>
-        </w:tc>
-        <w:tc>
-          <w:tcPr>
-            <w:tcW w:type="dxa" w:w="3022"/>
+            <w:tcW w:type="dxa" w:w="2266"/>
           </w:tcPr>
           <w:p>
             <w:pPr>
@@ -2086,16 +2659,13 @@
                 <w:rFonts w:ascii="Microsoft YaHei" w:hAnsi="Microsoft YaHei"/>
                 <w:sz w:val="18"/>
               </w:rPr>
-              <w:t>板块中位偏弱</w:t>
+              <w:t>142/1158</w:t>
             </w:r>
           </w:p>
         </w:tc>
-      </w:tr>
-      <w:tr>
         <w:tc>
           <w:tcPr>
-            <w:tcW w:type="dxa" w:w="3022"/>
-            <w:shd w:fill="F8F9FA" w:val="clear"/>
+            <w:tcW w:type="dxa" w:w="2266"/>
           </w:tcPr>
           <w:p>
             <w:pPr>
@@ -2107,105 +2677,7 @@
                 <w:rFonts w:ascii="Microsoft YaHei" w:hAnsi="Microsoft YaHei"/>
                 <w:sz w:val="18"/>
               </w:rPr>
-              <w:t>大连圣亚</w:t>
-            </w:r>
-          </w:p>
-        </w:tc>
-        <w:tc>
-          <w:tcPr>
-            <w:tcW w:type="dxa" w:w="3022"/>
-            <w:shd w:fill="F8F9FA" w:val="clear"/>
-          </w:tcPr>
-          <w:p>
-            <w:pPr>
-              <w:spacing w:before="40" w:after="40" w:line="288" w:lineRule="auto"/>
-            </w:pPr>
-            <w:r/>
-            <w:r>
-              <w:rPr>
-                <w:rFonts w:ascii="Microsoft YaHei" w:hAnsi="Microsoft YaHei"/>
-                <w:b/>
-                <w:color w:val="1A1A1A"/>
-                <w:sz w:val="18"/>
-              </w:rPr>
-              <w:t>-7.99%</w:t>
-            </w:r>
-          </w:p>
-        </w:tc>
-        <w:tc>
-          <w:tcPr>
-            <w:tcW w:type="dxa" w:w="3022"/>
-            <w:shd w:fill="F8F9FA" w:val="clear"/>
-          </w:tcPr>
-          <w:p>
-            <w:pPr>
-              <w:spacing w:before="40" w:after="40" w:line="288" w:lineRule="auto"/>
-            </w:pPr>
-            <w:r/>
-            <w:r>
-              <w:rPr>
-                <w:rFonts w:ascii="Microsoft YaHei" w:hAnsi="Microsoft YaHei"/>
-                <w:sz w:val="18"/>
-              </w:rPr>
-              <w:t>板块领跌</w:t>
-            </w:r>
-          </w:p>
-        </w:tc>
-      </w:tr>
-      <w:tr>
-        <w:tc>
-          <w:tcPr>
-            <w:tcW w:type="dxa" w:w="3022"/>
-          </w:tcPr>
-          <w:p>
-            <w:pPr>
-              <w:spacing w:before="40" w:after="40" w:line="288" w:lineRule="auto"/>
-            </w:pPr>
-            <w:r/>
-            <w:r>
-              <w:rPr>
-                <w:rFonts w:ascii="Microsoft YaHei" w:hAnsi="Microsoft YaHei"/>
-                <w:sz w:val="18"/>
-              </w:rPr>
-              <w:t>ST雪发</w:t>
-            </w:r>
-          </w:p>
-        </w:tc>
-        <w:tc>
-          <w:tcPr>
-            <w:tcW w:type="dxa" w:w="3022"/>
-          </w:tcPr>
-          <w:p>
-            <w:pPr>
-              <w:spacing w:before="40" w:after="40" w:line="288" w:lineRule="auto"/>
-            </w:pPr>
-            <w:r/>
-            <w:r>
-              <w:rPr>
-                <w:rFonts w:ascii="Microsoft YaHei" w:hAnsi="Microsoft YaHei"/>
-                <w:b/>
-                <w:color w:val="1A1A1A"/>
-                <w:sz w:val="18"/>
-              </w:rPr>
-              <w:t>-8.17%</w:t>
-            </w:r>
-          </w:p>
-        </w:tc>
-        <w:tc>
-          <w:tcPr>
-            <w:tcW w:type="dxa" w:w="3022"/>
-          </w:tcPr>
-          <w:p>
-            <w:pPr>
-              <w:spacing w:before="40" w:after="40" w:line="288" w:lineRule="auto"/>
-            </w:pPr>
-            <w:r/>
-            <w:r>
-              <w:rPr>
-                <w:rFonts w:ascii="Microsoft YaHei" w:hAnsi="Microsoft YaHei"/>
-                <w:sz w:val="18"/>
-              </w:rPr>
-              <w:t>板块领跌</w:t>
+              <w:t>260/389</w:t>
             </w:r>
           </w:p>
         </w:tc>
@@ -2219,13 +2691,18 @@
           <w:b/>
           <w:color w:val="1A1A1A"/>
         </w:rPr>
-        <w:t>关键观察</w:t>
+        <w:t>板块特征：</w:t>
       </w:r>
+    </w:p>
+    <w:p>
+      <w:pPr>
+        <w:pStyle w:val="ListBullet"/>
+      </w:pPr>
       <w:r>
         <w:rPr>
           <w:rFonts w:ascii="Microsoft YaHei" w:hAnsi="Microsoft YaHei"/>
         </w:rPr>
-        <w:t>：酒店龙头（中国中免、锦江、首旅）集体走强，但云南旅游未跟随龙头反弹，反而逆势微跌，显示资金对其</w:t>
+        <w:t xml:space="preserve">旅游消费类板块整体疲软，跌幅在 </w:t>
       </w:r>
       <w:r>
         <w:rPr>
@@ -2233,21 +2710,24 @@
           <w:b/>
           <w:color w:val="1A1A1A"/>
         </w:rPr>
-        <w:t>关注度有限</w:t>
+        <w:t>-1.1%~-1.5%</w:t>
       </w:r>
       <w:r>
         <w:rPr>
           <w:rFonts w:ascii="Microsoft YaHei" w:hAnsi="Microsoft YaHei"/>
         </w:rPr>
-        <w:t>，个股alpha偏弱。</w:t>
+        <w:t xml:space="preserve"> 之间，该股在所属板块内排名中游偏后。</w:t>
       </w:r>
     </w:p>
     <w:p>
+      <w:pPr>
+        <w:pStyle w:val="ListBullet"/>
+      </w:pPr>
       <w:r>
         <w:rPr>
           <w:rFonts w:ascii="Microsoft YaHei" w:hAnsi="Microsoft YaHei"/>
         </w:rPr>
-        <w:t>在</w:t>
+        <w:t>行业龙头中国中免（+3.35%）、锦江酒店（+3.15%）、首旅酒店（+2.58%）逆势领涨，呈现</w:t>
       </w:r>
       <w:r>
         <w:rPr>
@@ -2255,13 +2735,24 @@
           <w:b/>
           <w:color w:val="1A1A1A"/>
         </w:rPr>
-        <w:t>旅游概念板块</w:t>
+        <w:t>头部集中</w:t>
       </w:r>
       <w:r>
         <w:rPr>
           <w:rFonts w:ascii="Microsoft YaHei" w:hAnsi="Microsoft YaHei"/>
         </w:rPr>
-        <w:t>（885497.TI）中，该股排名59/150，处于中游偏后位置。</w:t>
+        <w:t>特征，中小市值旅游股跟随意愿不足。</w:t>
+      </w:r>
+    </w:p>
+    <w:p>
+      <w:pPr>
+        <w:pStyle w:val="ListBullet"/>
+      </w:pPr>
+      <w:r>
+        <w:rPr>
+          <w:rFonts w:ascii="Microsoft YaHei" w:hAnsi="Microsoft YaHei"/>
+        </w:rPr>
+        <w:t>央企国企改革板块表现较强（+0.75%），但云南旅游在该板块内排名靠后（260/389），未能受益。</w:t>
       </w:r>
     </w:p>
     <w:p>
@@ -2289,431 +2780,6 @@
         <w:t>综合研判</w:t>
       </w:r>
     </w:p>
-    <w:tbl>
-      <w:tblPr>
-        <w:tblStyle w:val="TableGrid"/>
-        <w:tblW w:type="auto" w:w="0"/>
-        <w:jc w:val="center"/>
-        <w:tblLayout w:type="autofit"/>
-        <w:tblLook w:firstColumn="1" w:firstRow="1" w:lastColumn="0" w:lastRow="0" w:noHBand="0" w:noVBand="1" w:val="04A0"/>
-      </w:tblPr>
-      <w:tblGrid>
-        <w:gridCol w:w="3022"/>
-        <w:gridCol w:w="3022"/>
-        <w:gridCol w:w="3022"/>
-      </w:tblGrid>
-      <w:tr>
-        <w:tc>
-          <w:tcPr>
-            <w:tcW w:type="dxa" w:w="3022"/>
-            <w:shd w:fill="F6F8FA" w:val="clear"/>
-          </w:tcPr>
-          <w:p>
-            <w:pPr>
-              <w:spacing w:before="40" w:after="40" w:line="288" w:lineRule="auto"/>
-            </w:pPr>
-            <w:r/>
-            <w:r>
-              <w:rPr>
-                <w:rFonts w:ascii="Microsoft YaHei" w:hAnsi="Microsoft YaHei"/>
-                <w:b/>
-                <w:color w:val="1A1A1A"/>
-                <w:sz w:val="18"/>
-              </w:rPr>
-              <w:t>维度</w:t>
-            </w:r>
-          </w:p>
-        </w:tc>
-        <w:tc>
-          <w:tcPr>
-            <w:tcW w:type="dxa" w:w="3022"/>
-            <w:shd w:fill="F6F8FA" w:val="clear"/>
-          </w:tcPr>
-          <w:p>
-            <w:pPr>
-              <w:spacing w:before="40" w:after="40" w:line="288" w:lineRule="auto"/>
-            </w:pPr>
-            <w:r/>
-            <w:r>
-              <w:rPr>
-                <w:rFonts w:ascii="Microsoft YaHei" w:hAnsi="Microsoft YaHei"/>
-                <w:b/>
-                <w:color w:val="1A1A1A"/>
-                <w:sz w:val="18"/>
-              </w:rPr>
-              <w:t>信号</w:t>
-            </w:r>
-          </w:p>
-        </w:tc>
-        <w:tc>
-          <w:tcPr>
-            <w:tcW w:type="dxa" w:w="3022"/>
-            <w:shd w:fill="F6F8FA" w:val="clear"/>
-          </w:tcPr>
-          <w:p>
-            <w:pPr>
-              <w:spacing w:before="40" w:after="40" w:line="288" w:lineRule="auto"/>
-            </w:pPr>
-            <w:r/>
-            <w:r>
-              <w:rPr>
-                <w:rFonts w:ascii="Microsoft YaHei" w:hAnsi="Microsoft YaHei"/>
-                <w:b/>
-                <w:color w:val="1A1A1A"/>
-                <w:sz w:val="18"/>
-              </w:rPr>
-              <w:t>评级</w:t>
-            </w:r>
-          </w:p>
-        </w:tc>
-      </w:tr>
-      <w:tr>
-        <w:tc>
-          <w:tcPr>
-            <w:tcW w:type="dxa" w:w="3022"/>
-          </w:tcPr>
-          <w:p>
-            <w:pPr>
-              <w:spacing w:before="40" w:after="40" w:line="288" w:lineRule="auto"/>
-            </w:pPr>
-            <w:r/>
-            <w:r>
-              <w:rPr>
-                <w:rFonts w:ascii="Microsoft YaHei" w:hAnsi="Microsoft YaHei"/>
-                <w:sz w:val="18"/>
-              </w:rPr>
-              <w:t>大盘环境</w:t>
-            </w:r>
-          </w:p>
-        </w:tc>
-        <w:tc>
-          <w:tcPr>
-            <w:tcW w:type="dxa" w:w="3022"/>
-          </w:tcPr>
-          <w:p>
-            <w:pPr>
-              <w:spacing w:before="40" w:after="40" w:line="288" w:lineRule="auto"/>
-            </w:pPr>
-            <w:r/>
-            <w:r>
-              <w:rPr>
-                <w:rFonts w:ascii="Microsoft YaHei" w:hAnsi="Microsoft YaHei"/>
-                <w:sz w:val="18"/>
-              </w:rPr>
-              <w:t>交投活跃，人气较好</w:t>
-            </w:r>
-          </w:p>
-        </w:tc>
-        <w:tc>
-          <w:tcPr>
-            <w:tcW w:type="dxa" w:w="3022"/>
-          </w:tcPr>
-          <w:p>
-            <w:pPr>
-              <w:spacing w:before="40" w:after="40" w:line="288" w:lineRule="auto"/>
-            </w:pPr>
-            <w:r/>
-            <w:r>
-              <w:rPr>
-                <w:rFonts w:ascii="Microsoft YaHei" w:hAnsi="Microsoft YaHei"/>
-                <w:sz w:val="18"/>
-              </w:rPr>
-              <w:t>✅ 偏多</w:t>
-            </w:r>
-          </w:p>
-        </w:tc>
-      </w:tr>
-      <w:tr>
-        <w:tc>
-          <w:tcPr>
-            <w:tcW w:type="dxa" w:w="3022"/>
-            <w:shd w:fill="F8F9FA" w:val="clear"/>
-          </w:tcPr>
-          <w:p>
-            <w:pPr>
-              <w:spacing w:before="40" w:after="40" w:line="288" w:lineRule="auto"/>
-            </w:pPr>
-            <w:r/>
-            <w:r>
-              <w:rPr>
-                <w:rFonts w:ascii="Microsoft YaHei" w:hAnsi="Microsoft YaHei"/>
-                <w:sz w:val="18"/>
-              </w:rPr>
-              <w:t>个股涨跌</w:t>
-            </w:r>
-          </w:p>
-        </w:tc>
-        <w:tc>
-          <w:tcPr>
-            <w:tcW w:type="dxa" w:w="3022"/>
-            <w:shd w:fill="F8F9FA" w:val="clear"/>
-          </w:tcPr>
-          <w:p>
-            <w:pPr>
-              <w:spacing w:before="40" w:after="40" w:line="288" w:lineRule="auto"/>
-            </w:pPr>
-            <w:r/>
-            <w:r>
-              <w:rPr>
-                <w:rFonts w:ascii="Microsoft YaHei" w:hAnsi="Microsoft YaHei"/>
-                <w:sz w:val="18"/>
-              </w:rPr>
-              <w:t>微跌0.23%，弱于大盘</w:t>
-            </w:r>
-          </w:p>
-        </w:tc>
-        <w:tc>
-          <w:tcPr>
-            <w:tcW w:type="dxa" w:w="3022"/>
-            <w:shd w:fill="F8F9FA" w:val="clear"/>
-          </w:tcPr>
-          <w:p>
-            <w:pPr>
-              <w:spacing w:before="40" w:after="40" w:line="288" w:lineRule="auto"/>
-            </w:pPr>
-            <w:r/>
-            <w:r>
-              <w:rPr>
-                <w:rFonts w:ascii="Microsoft YaHei" w:hAnsi="Microsoft YaHei"/>
-                <w:sz w:val="18"/>
-              </w:rPr>
-              <w:t>⚠️ 中性偏空</w:t>
-            </w:r>
-          </w:p>
-        </w:tc>
-      </w:tr>
-      <w:tr>
-        <w:tc>
-          <w:tcPr>
-            <w:tcW w:type="dxa" w:w="3022"/>
-          </w:tcPr>
-          <w:p>
-            <w:pPr>
-              <w:spacing w:before="40" w:after="40" w:line="288" w:lineRule="auto"/>
-            </w:pPr>
-            <w:r/>
-            <w:r>
-              <w:rPr>
-                <w:rFonts w:ascii="Microsoft YaHei" w:hAnsi="Microsoft YaHei"/>
-                <w:sz w:val="18"/>
-              </w:rPr>
-              <w:t>资金流向</w:t>
-            </w:r>
-          </w:p>
-        </w:tc>
-        <w:tc>
-          <w:tcPr>
-            <w:tcW w:type="dxa" w:w="3022"/>
-          </w:tcPr>
-          <w:p>
-            <w:pPr>
-              <w:spacing w:before="40" w:after="40" w:line="288" w:lineRule="auto"/>
-            </w:pPr>
-            <w:r/>
-            <w:r>
-              <w:rPr>
-                <w:rFonts w:ascii="Microsoft YaHei" w:hAnsi="Microsoft YaHei"/>
-                <w:sz w:val="18"/>
-              </w:rPr>
-              <w:t>净流出，大单跟进不足</w:t>
-            </w:r>
-          </w:p>
-        </w:tc>
-        <w:tc>
-          <w:tcPr>
-            <w:tcW w:type="dxa" w:w="3022"/>
-          </w:tcPr>
-          <w:p>
-            <w:pPr>
-              <w:spacing w:before="40" w:after="40" w:line="288" w:lineRule="auto"/>
-            </w:pPr>
-            <w:r/>
-            <w:r>
-              <w:rPr>
-                <w:rFonts w:ascii="Microsoft YaHei" w:hAnsi="Microsoft YaHei"/>
-                <w:sz w:val="18"/>
-              </w:rPr>
-              <w:t>⚠️ 偏空</w:t>
-            </w:r>
-          </w:p>
-        </w:tc>
-      </w:tr>
-      <w:tr>
-        <w:tc>
-          <w:tcPr>
-            <w:tcW w:type="dxa" w:w="3022"/>
-            <w:shd w:fill="F8F9FA" w:val="clear"/>
-          </w:tcPr>
-          <w:p>
-            <w:pPr>
-              <w:spacing w:before="40" w:after="40" w:line="288" w:lineRule="auto"/>
-            </w:pPr>
-            <w:r/>
-            <w:r>
-              <w:rPr>
-                <w:rFonts w:ascii="Microsoft YaHei" w:hAnsi="Microsoft YaHei"/>
-                <w:sz w:val="18"/>
-              </w:rPr>
-              <w:t>技术形态</w:t>
-            </w:r>
-          </w:p>
-        </w:tc>
-        <w:tc>
-          <w:tcPr>
-            <w:tcW w:type="dxa" w:w="3022"/>
-            <w:shd w:fill="F8F9FA" w:val="clear"/>
-          </w:tcPr>
-          <w:p>
-            <w:pPr>
-              <w:spacing w:before="40" w:after="40" w:line="288" w:lineRule="auto"/>
-            </w:pPr>
-            <w:r/>
-            <w:r>
-              <w:rPr>
-                <w:rFonts w:ascii="Microsoft YaHei" w:hAnsi="Microsoft YaHei"/>
-                <w:sz w:val="18"/>
-              </w:rPr>
-              <w:t>紧贴MA20，布林中轨方向待选择</w:t>
-            </w:r>
-          </w:p>
-        </w:tc>
-        <w:tc>
-          <w:tcPr>
-            <w:tcW w:type="dxa" w:w="3022"/>
-            <w:shd w:fill="F8F9FA" w:val="clear"/>
-          </w:tcPr>
-          <w:p>
-            <w:pPr>
-              <w:spacing w:before="40" w:after="40" w:line="288" w:lineRule="auto"/>
-            </w:pPr>
-            <w:r/>
-            <w:r>
-              <w:rPr>
-                <w:rFonts w:ascii="Microsoft YaHei" w:hAnsi="Microsoft YaHei"/>
-                <w:sz w:val="18"/>
-              </w:rPr>
-              <w:t>🔄 中性</w:t>
-            </w:r>
-          </w:p>
-        </w:tc>
-      </w:tr>
-      <w:tr>
-        <w:tc>
-          <w:tcPr>
-            <w:tcW w:type="dxa" w:w="3022"/>
-          </w:tcPr>
-          <w:p>
-            <w:pPr>
-              <w:spacing w:before="40" w:after="40" w:line="288" w:lineRule="auto"/>
-            </w:pPr>
-            <w:r/>
-            <w:r>
-              <w:rPr>
-                <w:rFonts w:ascii="Microsoft YaHei" w:hAnsi="Microsoft YaHei"/>
-                <w:sz w:val="18"/>
-              </w:rPr>
-              <w:t>板块位置</w:t>
-            </w:r>
-          </w:p>
-        </w:tc>
-        <w:tc>
-          <w:tcPr>
-            <w:tcW w:type="dxa" w:w="3022"/>
-          </w:tcPr>
-          <w:p>
-            <w:pPr>
-              <w:spacing w:before="40" w:after="40" w:line="288" w:lineRule="auto"/>
-            </w:pPr>
-            <w:r/>
-            <w:r>
-              <w:rPr>
-                <w:rFonts w:ascii="Microsoft YaHei" w:hAnsi="Microsoft YaHei"/>
-                <w:sz w:val="18"/>
-              </w:rPr>
-              <w:t>消费服务板块承压，个股未跟涨龙头</w:t>
-            </w:r>
-          </w:p>
-        </w:tc>
-        <w:tc>
-          <w:tcPr>
-            <w:tcW w:type="dxa" w:w="3022"/>
-          </w:tcPr>
-          <w:p>
-            <w:pPr>
-              <w:spacing w:before="40" w:after="40" w:line="288" w:lineRule="auto"/>
-            </w:pPr>
-            <w:r/>
-            <w:r>
-              <w:rPr>
-                <w:rFonts w:ascii="Microsoft YaHei" w:hAnsi="Microsoft YaHei"/>
-                <w:sz w:val="18"/>
-              </w:rPr>
-              <w:t>⚠️ 偏空</w:t>
-            </w:r>
-          </w:p>
-        </w:tc>
-      </w:tr>
-      <w:tr>
-        <w:tc>
-          <w:tcPr>
-            <w:tcW w:type="dxa" w:w="3022"/>
-            <w:shd w:fill="F8F9FA" w:val="clear"/>
-          </w:tcPr>
-          <w:p>
-            <w:pPr>
-              <w:spacing w:before="40" w:after="40" w:line="288" w:lineRule="auto"/>
-            </w:pPr>
-            <w:r/>
-            <w:r>
-              <w:rPr>
-                <w:rFonts w:ascii="Microsoft YaHei" w:hAnsi="Microsoft YaHei"/>
-                <w:sz w:val="18"/>
-              </w:rPr>
-              <w:t>消息面</w:t>
-            </w:r>
-          </w:p>
-        </w:tc>
-        <w:tc>
-          <w:tcPr>
-            <w:tcW w:type="dxa" w:w="3022"/>
-            <w:shd w:fill="F8F9FA" w:val="clear"/>
-          </w:tcPr>
-          <w:p>
-            <w:pPr>
-              <w:spacing w:before="40" w:after="40" w:line="288" w:lineRule="auto"/>
-            </w:pPr>
-            <w:r/>
-            <w:r>
-              <w:rPr>
-                <w:rFonts w:ascii="Microsoft YaHei" w:hAnsi="Microsoft YaHei"/>
-                <w:sz w:val="18"/>
-              </w:rPr>
-              <w:t>无重大催化</w:t>
-            </w:r>
-          </w:p>
-        </w:tc>
-        <w:tc>
-          <w:tcPr>
-            <w:tcW w:type="dxa" w:w="3022"/>
-            <w:shd w:fill="F8F9FA" w:val="clear"/>
-          </w:tcPr>
-          <w:p>
-            <w:pPr>
-              <w:spacing w:before="40" w:after="40" w:line="288" w:lineRule="auto"/>
-            </w:pPr>
-            <w:r/>
-            <w:r>
-              <w:rPr>
-                <w:rFonts w:ascii="Microsoft YaHei" w:hAnsi="Microsoft YaHei"/>
-                <w:sz w:val="18"/>
-              </w:rPr>
-              <w:t>🔄 中性</w:t>
-            </w:r>
-          </w:p>
-        </w:tc>
-      </w:tr>
-    </w:tbl>
-    <w:p/>
     <w:p>
       <w:r>
         <w:rPr>
@@ -2721,13 +2787,245 @@
           <w:b/>
           <w:color w:val="1A1A1A"/>
         </w:rPr>
-        <w:t>核心结论</w:t>
+        <w:t>主力观点：偏空震荡</w:t>
+      </w:r>
+    </w:p>
+    <w:p>
+      <w:pPr>
+        <w:pStyle w:val="ListNumber"/>
+      </w:pPr>
+      <w:r>
+        <w:rPr>
+          <w:rFonts w:ascii="Microsoft YaHei" w:hAnsi="Microsoft YaHei"/>
+          <w:b/>
+          <w:color w:val="1A1A1A"/>
+        </w:rPr>
+        <w:t>市场环境背离</w:t>
       </w:r>
       <w:r>
         <w:rPr>
           <w:rFonts w:ascii="Microsoft YaHei" w:hAnsi="Microsoft YaHei"/>
         </w:rPr>
-        <w:t>：</w:t>
+        <w:t>：全市场情绪高涨（热度68，上涨占比83%），但云南旅游在普涨环境中逆势微跌，显示个股缺乏内生上涨动力，资金关注度较低。</w:t>
+      </w:r>
+    </w:p>
+    <w:p>
+      <w:pPr>
+        <w:pStyle w:val="ListNumber"/>
+      </w:pPr>
+      <w:r>
+        <w:rPr>
+          <w:rFonts w:ascii="Microsoft YaHei" w:hAnsi="Microsoft YaHei"/>
+          <w:b/>
+          <w:color w:val="1A1A1A"/>
+        </w:rPr>
+        <w:t>资金持续外流</w:t>
+      </w:r>
+      <w:r>
+        <w:rPr>
+          <w:rFonts w:ascii="Microsoft YaHei" w:hAnsi="Microsoft YaHei"/>
+        </w:rPr>
+        <w:t xml:space="preserve">：连续两日净流出，今日盘中冲高至 </w:t>
+      </w:r>
+      <w:r>
+        <w:rPr>
+          <w:rFonts w:ascii="Microsoft YaHei" w:hAnsi="Microsoft YaHei"/>
+          <w:b/>
+          <w:color w:val="1A1A1A"/>
+        </w:rPr>
+        <w:t>4.36元</w:t>
+      </w:r>
+      <w:r>
+        <w:rPr>
+          <w:rFonts w:ascii="Microsoft YaHei" w:hAnsi="Microsoft YaHei"/>
+        </w:rPr>
+        <w:t xml:space="preserve"> 时出现大卖盘，主力借反弹减仓意图明显。流出分钟数（130分钟）接近流入分钟数（75分钟）的两倍。</w:t>
+      </w:r>
+    </w:p>
+    <w:p>
+      <w:pPr>
+        <w:pStyle w:val="ListNumber"/>
+      </w:pPr>
+      <w:r>
+        <w:rPr>
+          <w:rFonts w:ascii="Microsoft YaHei" w:hAnsi="Microsoft YaHei"/>
+          <w:b/>
+          <w:color w:val="1A1A1A"/>
+        </w:rPr>
+        <w:t>技术面方向抉择</w:t>
+      </w:r>
+      <w:r>
+        <w:rPr>
+          <w:rFonts w:ascii="Microsoft YaHei" w:hAnsi="Microsoft YaHei"/>
+        </w:rPr>
+        <w:t xml:space="preserve">：股价紧贴 </w:t>
+      </w:r>
+      <w:r>
+        <w:rPr>
+          <w:rFonts w:ascii="Microsoft YaHei" w:hAnsi="Microsoft YaHei"/>
+          <w:b/>
+          <w:color w:val="1A1A1A"/>
+        </w:rPr>
+        <w:t>MA20/布林中轨（4.27元）</w:t>
+      </w:r>
+      <w:r>
+        <w:rPr>
+          <w:rFonts w:ascii="Microsoft YaHei" w:hAnsi="Microsoft YaHei"/>
+        </w:rPr>
+        <w:t xml:space="preserve"> 运行，三条均线高度粘合。上方 </w:t>
+      </w:r>
+      <w:r>
+        <w:rPr>
+          <w:rFonts w:ascii="Microsoft YaHei" w:hAnsi="Microsoft YaHei"/>
+          <w:b/>
+          <w:color w:val="1A1A1A"/>
+        </w:rPr>
+        <w:t>布林上轨4.39元</w:t>
+      </w:r>
+      <w:r>
+        <w:rPr>
+          <w:rFonts w:ascii="Microsoft YaHei" w:hAnsi="Microsoft YaHei"/>
+        </w:rPr>
+        <w:t xml:space="preserve"> 构成强压力，下方 </w:t>
+      </w:r>
+      <w:r>
+        <w:rPr>
+          <w:rFonts w:ascii="Microsoft YaHei" w:hAnsi="Microsoft YaHei"/>
+          <w:b/>
+          <w:color w:val="1A1A1A"/>
+        </w:rPr>
+        <w:t>布林下轨4.15元</w:t>
+      </w:r>
+      <w:r>
+        <w:rPr>
+          <w:rFonts w:ascii="Microsoft YaHei" w:hAnsi="Microsoft YaHei"/>
+        </w:rPr>
+        <w:t xml:space="preserve"> 提供支撑。考虑到量价背离（放量不涨），向下试探支撑的概率偏大。</w:t>
+      </w:r>
+    </w:p>
+    <w:p>
+      <w:pPr>
+        <w:pStyle w:val="ListNumber"/>
+      </w:pPr>
+      <w:r>
+        <w:rPr>
+          <w:rFonts w:ascii="Microsoft YaHei" w:hAnsi="Microsoft YaHei"/>
+          <w:b/>
+          <w:color w:val="1A1A1A"/>
+        </w:rPr>
+        <w:t>估值压制</w:t>
+      </w:r>
+      <w:r>
+        <w:rPr>
+          <w:rFonts w:ascii="Microsoft YaHei" w:hAnsi="Microsoft YaHei"/>
+        </w:rPr>
+        <w:t xml:space="preserve">：动态市盈率 </w:t>
+      </w:r>
+      <w:r>
+        <w:rPr>
+          <w:rFonts w:ascii="Microsoft YaHei" w:hAnsi="Microsoft YaHei"/>
+          <w:b/>
+          <w:color w:val="1A1A1A"/>
+        </w:rPr>
+        <w:t>-32.29</w:t>
+      </w:r>
+      <w:r>
+        <w:rPr>
+          <w:rFonts w:ascii="Microsoft YaHei" w:hAnsi="Microsoft YaHei"/>
+        </w:rPr>
+        <w:t>，公司处于亏损期，缺乏业绩支撑，限制了股价弹性。</w:t>
+      </w:r>
+    </w:p>
+    <w:p>
+      <w:pPr>
+        <w:pStyle w:val="ListNumber"/>
+      </w:pPr>
+      <w:r>
+        <w:rPr>
+          <w:rFonts w:ascii="Microsoft YaHei" w:hAnsi="Microsoft YaHei"/>
+          <w:b/>
+          <w:color w:val="1A1A1A"/>
+        </w:rPr>
+        <w:t>板块拖累</w:t>
+      </w:r>
+      <w:r>
+        <w:rPr>
+          <w:rFonts w:ascii="Microsoft YaHei" w:hAnsi="Microsoft YaHei"/>
+        </w:rPr>
+        <w:t>：旅游消费板块整体走弱，且资金向龙头集中，中小市值标的难以获得板块溢价。</w:t>
+      </w:r>
+    </w:p>
+    <w:p>
+      <w:r>
+        <w:rPr>
+          <w:rFonts w:ascii="Microsoft YaHei" w:hAnsi="Microsoft YaHei"/>
+          <w:b/>
+          <w:color w:val="1A1A1A"/>
+        </w:rPr>
+        <w:t>短期关键观察点：</w:t>
+      </w:r>
+    </w:p>
+    <w:p>
+      <w:pPr>
+        <w:pStyle w:val="ListBullet"/>
+      </w:pPr>
+      <w:r>
+        <w:rPr>
+          <w:rFonts w:ascii="Microsoft YaHei" w:hAnsi="Microsoft YaHei"/>
+        </w:rPr>
+        <w:t>下方支撑：</w:t>
+      </w:r>
+      <w:r>
+        <w:rPr>
+          <w:rFonts w:ascii="Microsoft YaHei" w:hAnsi="Microsoft YaHei"/>
+          <w:b/>
+          <w:color w:val="1A1A1A"/>
+        </w:rPr>
+        <w:t>MA5（4.23元）→ 布林下轨（4.15元）</w:t>
+      </w:r>
+    </w:p>
+    <w:p>
+      <w:pPr>
+        <w:pStyle w:val="ListBullet"/>
+      </w:pPr>
+      <w:r>
+        <w:rPr>
+          <w:rFonts w:ascii="Microsoft YaHei" w:hAnsi="Microsoft YaHei"/>
+        </w:rPr>
+        <w:t>上方压力：</w:t>
+      </w:r>
+      <w:r>
+        <w:rPr>
+          <w:rFonts w:ascii="Microsoft YaHei" w:hAnsi="Microsoft YaHei"/>
+          <w:b/>
+          <w:color w:val="1A1A1A"/>
+        </w:rPr>
+        <w:t>布林上轨（4.39元）</w:t>
+      </w:r>
+    </w:p>
+    <w:p>
+      <w:pPr>
+        <w:pStyle w:val="ListBullet"/>
+      </w:pPr>
+      <w:r>
+        <w:rPr>
+          <w:rFonts w:ascii="Microsoft YaHei" w:hAnsi="Microsoft YaHei"/>
+        </w:rPr>
+        <w:t xml:space="preserve">若午后无法收复 </w:t>
+      </w:r>
+      <w:r>
+        <w:rPr>
+          <w:rFonts w:ascii="Microsoft YaHei" w:hAnsi="Microsoft YaHei"/>
+          <w:b/>
+          <w:color w:val="1A1A1A"/>
+        </w:rPr>
+        <w:t>4.30元（均价线）</w:t>
+      </w:r>
+      <w:r>
+        <w:rPr>
+          <w:rFonts w:ascii="Microsoft YaHei" w:hAnsi="Microsoft YaHei"/>
+        </w:rPr>
+        <w:t>，则弱势格局将延续</w:t>
       </w:r>
     </w:p>
     <w:p>
@@ -2735,60 +3033,8 @@
         <w:rPr>
           <w:rFonts w:ascii="Microsoft YaHei" w:hAnsi="Microsoft YaHei"/>
         </w:rPr>
-        <w:t>云南旅游今日午盘走势</w:t>
+        <w:t xml:space="preserve">&gt; ⚠️ </w:t>
       </w:r>
-      <w:r>
-        <w:rPr>
-          <w:rFonts w:ascii="Microsoft YaHei" w:hAnsi="Microsoft YaHei"/>
-          <w:b/>
-          <w:color w:val="1A1A1A"/>
-        </w:rPr>
-        <w:t>弱于市场平均水平</w:t>
-      </w:r>
-      <w:r>
-        <w:rPr>
-          <w:rFonts w:ascii="Microsoft YaHei" w:hAnsi="Microsoft YaHei"/>
-        </w:rPr>
-        <w:t>。尽管大盘放量上涨，但该股早盘冲高回落后持续在均价下方运行，资金呈净流出状态，且板块内酒店龙头集体拉升时，该股未获资金带动，反映短期市场关注度有限。</w:t>
-      </w:r>
-    </w:p>
-    <w:p>
-      <w:r>
-        <w:rPr>
-          <w:rFonts w:ascii="Microsoft YaHei" w:hAnsi="Microsoft YaHei"/>
-        </w:rPr>
-        <w:t>技术面上，价格在</w:t>
-      </w:r>
-      <w:r>
-        <w:rPr>
-          <w:rFonts w:ascii="Microsoft YaHei" w:hAnsi="Microsoft YaHei"/>
-          <w:b/>
-          <w:color w:val="1A1A1A"/>
-        </w:rPr>
-        <w:t>布林中轨（4.27元）附近纠结</w:t>
-      </w:r>
-      <w:r>
-        <w:rPr>
-          <w:rFonts w:ascii="Microsoft YaHei" w:hAnsi="Microsoft YaHei"/>
-        </w:rPr>
-        <w:t>，上方4.36-4.39元区间压力明显，下方4.23-4.15元区间（MA5至布林下轨）构成短期支撑。考虑到动态市盈率为负（持续亏损）且无新催化，短期大概率维持</w:t>
-      </w:r>
-      <w:r>
-        <w:rPr>
-          <w:rFonts w:ascii="Microsoft YaHei" w:hAnsi="Microsoft YaHei"/>
-          <w:b/>
-          <w:color w:val="1A1A1A"/>
-        </w:rPr>
-        <w:t>4.15-4.39元区间震荡</w:t>
-      </w:r>
-      <w:r>
-        <w:rPr>
-          <w:rFonts w:ascii="Microsoft YaHei" w:hAnsi="Microsoft YaHei"/>
-        </w:rPr>
-        <w:t>格局。</w:t>
-      </w:r>
-    </w:p>
-    <w:p>
       <w:r>
         <w:rPr>
           <w:rFonts w:ascii="Microsoft YaHei" w:hAnsi="Microsoft YaHei"/>
@@ -2801,7 +3047,7 @@
         <w:rPr>
           <w:rFonts w:ascii="Microsoft YaHei" w:hAnsi="Microsoft YaHei"/>
         </w:rPr>
-        <w:t>：该股市盈率为负，基本面承压；今日大卖盘异动需警惕后续抛压。投资有风险，以上分析不构成投资建议。</w:t>
+        <w:t>：以上分析基于午间盘面数据，不构成投资建议。股市有风险，投资需谨慎。</w:t>
       </w:r>
     </w:p>
     <w:sectPr>
